--- a/deliverables/CampusOne_可信校园事务智能体设计方案书.docx
+++ b/deliverables/CampusOne_可信校园事务智能体设计方案书.docx
@@ -10,13 +10,13 @@
     </w:p>
     <w:tbl>
       <w:tblPr>
-        <w:tblW w:type="auto" w:w="0"/>
+        <w:tblW w:type="dxa" w:w="1814"/>
         <w:jc w:val="left"/>
         <w:tblLook w:firstColumn="1" w:firstRow="1" w:lastColumn="0" w:lastRow="0" w:noHBand="0" w:noVBand="1" w:val="04A0"/>
         <w:tblLayout w:type="fixed"/>
       </w:tblPr>
       <w:tblGrid>
-        <w:gridCol w:w="9638"/>
+        <w:gridCol w:w="1814"/>
       </w:tblGrid>
       <w:tr>
         <w:trPr>
@@ -107,14 +107,14 @@
     </w:p>
     <w:tbl>
       <w:tblPr>
-        <w:tblW w:type="auto" w:w="0"/>
+        <w:tblW w:type="dxa" w:w="9639"/>
         <w:jc w:val="left"/>
         <w:tblLook w:firstColumn="1" w:firstRow="1" w:lastColumn="0" w:lastRow="0" w:noHBand="0" w:noVBand="1" w:val="04A0"/>
         <w:tblLayout w:type="fixed"/>
       </w:tblPr>
       <w:tblGrid>
-        <w:gridCol w:w="4819"/>
-        <w:gridCol w:w="4819"/>
+        <w:gridCol w:w="91"/>
+        <w:gridCol w:w="9548"/>
       </w:tblGrid>
       <w:tr>
         <w:trPr>
@@ -195,7 +195,7 @@
     </w:p>
     <w:tbl>
       <w:tblPr>
-        <w:tblW w:type="auto" w:w="0"/>
+        <w:tblW w:type="dxa" w:w="9639"/>
         <w:jc w:val="left"/>
         <w:tblLook w:firstColumn="1" w:firstRow="1" w:lastColumn="0" w:lastRow="0" w:noHBand="0" w:noVBand="1" w:val="04A0"/>
         <w:tblLayout w:type="fixed"/>
@@ -399,14 +399,14 @@
     </w:p>
     <w:tbl>
       <w:tblPr>
-        <w:tblW w:type="auto" w:w="0"/>
+        <w:tblW w:type="dxa" w:w="9639"/>
         <w:jc w:val="left"/>
         <w:tblLook w:firstColumn="1" w:firstRow="1" w:lastColumn="0" w:lastRow="0" w:noHBand="0" w:noVBand="1" w:val="04A0"/>
         <w:tblLayout w:type="fixed"/>
       </w:tblPr>
       <w:tblGrid>
-        <w:gridCol w:w="4819"/>
-        <w:gridCol w:w="4819"/>
+        <w:gridCol w:w="1814"/>
+        <w:gridCol w:w="7825"/>
       </w:tblGrid>
       <w:tr>
         <w:trPr>
@@ -779,14 +779,14 @@
     </w:p>
     <w:tbl>
       <w:tblPr>
-        <w:tblW w:type="auto" w:w="0"/>
+        <w:tblW w:type="dxa" w:w="9639"/>
         <w:jc w:val="left"/>
         <w:tblLook w:firstColumn="1" w:firstRow="1" w:lastColumn="0" w:lastRow="0" w:noHBand="0" w:noVBand="1" w:val="04A0"/>
         <w:tblLayout w:type="fixed"/>
       </w:tblPr>
       <w:tblGrid>
-        <w:gridCol w:w="4819"/>
-        <w:gridCol w:w="4819"/>
+        <w:gridCol w:w="879"/>
+        <w:gridCol w:w="8760"/>
       </w:tblGrid>
       <w:tr>
         <w:trPr>
@@ -884,13 +884,13 @@
     </w:p>
     <w:tbl>
       <w:tblPr>
-        <w:tblW w:type="auto" w:w="0"/>
+        <w:tblW w:type="dxa" w:w="9639"/>
         <w:jc w:val="left"/>
         <w:tblLook w:firstColumn="1" w:firstRow="1" w:lastColumn="0" w:lastRow="0" w:noHBand="0" w:noVBand="1" w:val="04A0"/>
         <w:tblLayout w:type="fixed"/>
       </w:tblPr>
       <w:tblGrid>
-        <w:gridCol w:w="9638"/>
+        <w:gridCol w:w="9639"/>
       </w:tblGrid>
       <w:tr>
         <w:trPr>
@@ -993,15 +993,15 @@
     </w:p>
     <w:tbl>
       <w:tblPr>
-        <w:tblW w:type="auto" w:w="0"/>
+        <w:tblW w:type="dxa" w:w="9639"/>
         <w:jc w:val="left"/>
         <w:tblLayout w:type="fixed"/>
         <w:tblLook w:firstColumn="1" w:firstRow="1" w:lastColumn="0" w:lastRow="0" w:noHBand="0" w:noVBand="1" w:val="04A0"/>
       </w:tblPr>
       <w:tblGrid>
-        <w:gridCol w:w="3213"/>
-        <w:gridCol w:w="3213"/>
-        <w:gridCol w:w="3213"/>
+        <w:gridCol w:w="1134"/>
+        <w:gridCol w:w="4763"/>
+        <w:gridCol w:w="3742"/>
       </w:tblGrid>
       <w:tr>
         <w:trPr>
@@ -1117,7 +1117,7 @@
         </w:trPr>
         <w:tc>
           <w:tcPr>
-            <w:tcW w:type="dxa" w:w="3213"/>
+            <w:tcW w:type="dxa" w:w="1134"/>
             <w:shd w:val="clear" w:fill="FFFFFF"/>
             <w:tcMar>
               <w:top w:w="100" w:type="dxa"/>
@@ -1151,7 +1151,7 @@
         </w:tc>
         <w:tc>
           <w:tcPr>
-            <w:tcW w:type="dxa" w:w="3213"/>
+            <w:tcW w:type="dxa" w:w="4762"/>
             <w:shd w:val="clear" w:fill="FFFFFF"/>
             <w:tcMar>
               <w:top w:w="100" w:type="dxa"/>
@@ -1185,7 +1185,7 @@
         </w:tc>
         <w:tc>
           <w:tcPr>
-            <w:tcW w:type="dxa" w:w="3213"/>
+            <w:tcW w:type="dxa" w:w="3742"/>
             <w:shd w:val="clear" w:fill="FFFFFF"/>
             <w:tcMar>
               <w:top w:w="100" w:type="dxa"/>
@@ -1224,7 +1224,7 @@
         </w:trPr>
         <w:tc>
           <w:tcPr>
-            <w:tcW w:type="dxa" w:w="3213"/>
+            <w:tcW w:type="dxa" w:w="1134"/>
             <w:shd w:val="clear" w:fill="F5F8F9"/>
             <w:tcMar>
               <w:top w:w="100" w:type="dxa"/>
@@ -1258,7 +1258,7 @@
         </w:tc>
         <w:tc>
           <w:tcPr>
-            <w:tcW w:type="dxa" w:w="3213"/>
+            <w:tcW w:type="dxa" w:w="4762"/>
             <w:shd w:val="clear" w:fill="F5F8F9"/>
             <w:tcMar>
               <w:top w:w="100" w:type="dxa"/>
@@ -1292,7 +1292,7 @@
         </w:tc>
         <w:tc>
           <w:tcPr>
-            <w:tcW w:type="dxa" w:w="3213"/>
+            <w:tcW w:type="dxa" w:w="3742"/>
             <w:shd w:val="clear" w:fill="F5F8F9"/>
             <w:tcMar>
               <w:top w:w="100" w:type="dxa"/>
@@ -1331,7 +1331,7 @@
         </w:trPr>
         <w:tc>
           <w:tcPr>
-            <w:tcW w:type="dxa" w:w="3213"/>
+            <w:tcW w:type="dxa" w:w="1134"/>
             <w:shd w:val="clear" w:fill="FFFFFF"/>
             <w:tcMar>
               <w:top w:w="100" w:type="dxa"/>
@@ -1365,7 +1365,7 @@
         </w:tc>
         <w:tc>
           <w:tcPr>
-            <w:tcW w:type="dxa" w:w="3213"/>
+            <w:tcW w:type="dxa" w:w="4762"/>
             <w:shd w:val="clear" w:fill="FFFFFF"/>
             <w:tcMar>
               <w:top w:w="100" w:type="dxa"/>
@@ -1399,7 +1399,7 @@
         </w:tc>
         <w:tc>
           <w:tcPr>
-            <w:tcW w:type="dxa" w:w="3213"/>
+            <w:tcW w:type="dxa" w:w="3742"/>
             <w:shd w:val="clear" w:fill="FFFFFF"/>
             <w:tcMar>
               <w:top w:w="100" w:type="dxa"/>
@@ -1438,7 +1438,7 @@
         </w:trPr>
         <w:tc>
           <w:tcPr>
-            <w:tcW w:type="dxa" w:w="3213"/>
+            <w:tcW w:type="dxa" w:w="1134"/>
             <w:shd w:val="clear" w:fill="F5F8F9"/>
             <w:tcMar>
               <w:top w:w="100" w:type="dxa"/>
@@ -1472,7 +1472,7 @@
         </w:tc>
         <w:tc>
           <w:tcPr>
-            <w:tcW w:type="dxa" w:w="3213"/>
+            <w:tcW w:type="dxa" w:w="4762"/>
             <w:shd w:val="clear" w:fill="F5F8F9"/>
             <w:tcMar>
               <w:top w:w="100" w:type="dxa"/>
@@ -1506,7 +1506,7 @@
         </w:tc>
         <w:tc>
           <w:tcPr>
-            <w:tcW w:type="dxa" w:w="3213"/>
+            <w:tcW w:type="dxa" w:w="3742"/>
             <w:shd w:val="clear" w:fill="F5F8F9"/>
             <w:tcMar>
               <w:top w:w="100" w:type="dxa"/>
@@ -1545,7 +1545,7 @@
         </w:trPr>
         <w:tc>
           <w:tcPr>
-            <w:tcW w:type="dxa" w:w="3213"/>
+            <w:tcW w:type="dxa" w:w="1134"/>
             <w:shd w:val="clear" w:fill="FFFFFF"/>
             <w:tcMar>
               <w:top w:w="100" w:type="dxa"/>
@@ -1579,7 +1579,7 @@
         </w:tc>
         <w:tc>
           <w:tcPr>
-            <w:tcW w:type="dxa" w:w="3213"/>
+            <w:tcW w:type="dxa" w:w="4762"/>
             <w:shd w:val="clear" w:fill="FFFFFF"/>
             <w:tcMar>
               <w:top w:w="100" w:type="dxa"/>
@@ -1613,7 +1613,7 @@
         </w:tc>
         <w:tc>
           <w:tcPr>
-            <w:tcW w:type="dxa" w:w="3213"/>
+            <w:tcW w:type="dxa" w:w="3742"/>
             <w:shd w:val="clear" w:fill="FFFFFF"/>
             <w:tcMar>
               <w:top w:w="100" w:type="dxa"/>
@@ -1652,7 +1652,7 @@
         </w:trPr>
         <w:tc>
           <w:tcPr>
-            <w:tcW w:type="dxa" w:w="3213"/>
+            <w:tcW w:type="dxa" w:w="1134"/>
             <w:shd w:val="clear" w:fill="F5F8F9"/>
             <w:tcMar>
               <w:top w:w="100" w:type="dxa"/>
@@ -1686,7 +1686,7 @@
         </w:tc>
         <w:tc>
           <w:tcPr>
-            <w:tcW w:type="dxa" w:w="3213"/>
+            <w:tcW w:type="dxa" w:w="4762"/>
             <w:shd w:val="clear" w:fill="F5F8F9"/>
             <w:tcMar>
               <w:top w:w="100" w:type="dxa"/>
@@ -1720,7 +1720,7 @@
         </w:tc>
         <w:tc>
           <w:tcPr>
-            <w:tcW w:type="dxa" w:w="3213"/>
+            <w:tcW w:type="dxa" w:w="3742"/>
             <w:shd w:val="clear" w:fill="F5F8F9"/>
             <w:tcMar>
               <w:top w:w="100" w:type="dxa"/>
@@ -1759,7 +1759,7 @@
         </w:trPr>
         <w:tc>
           <w:tcPr>
-            <w:tcW w:type="dxa" w:w="3213"/>
+            <w:tcW w:type="dxa" w:w="1134"/>
             <w:shd w:val="clear" w:fill="FFFFFF"/>
             <w:tcMar>
               <w:top w:w="100" w:type="dxa"/>
@@ -1793,7 +1793,7 @@
         </w:tc>
         <w:tc>
           <w:tcPr>
-            <w:tcW w:type="dxa" w:w="3213"/>
+            <w:tcW w:type="dxa" w:w="4762"/>
             <w:shd w:val="clear" w:fill="FFFFFF"/>
             <w:tcMar>
               <w:top w:w="100" w:type="dxa"/>
@@ -1827,7 +1827,7 @@
         </w:tc>
         <w:tc>
           <w:tcPr>
-            <w:tcW w:type="dxa" w:w="3213"/>
+            <w:tcW w:type="dxa" w:w="3742"/>
             <w:shd w:val="clear" w:fill="FFFFFF"/>
             <w:tcMar>
               <w:top w:w="100" w:type="dxa"/>
@@ -1866,7 +1866,7 @@
         </w:trPr>
         <w:tc>
           <w:tcPr>
-            <w:tcW w:type="dxa" w:w="3213"/>
+            <w:tcW w:type="dxa" w:w="1134"/>
             <w:shd w:val="clear" w:fill="F5F8F9"/>
             <w:tcMar>
               <w:top w:w="100" w:type="dxa"/>
@@ -1900,7 +1900,7 @@
         </w:tc>
         <w:tc>
           <w:tcPr>
-            <w:tcW w:type="dxa" w:w="3213"/>
+            <w:tcW w:type="dxa" w:w="4762"/>
             <w:shd w:val="clear" w:fill="F5F8F9"/>
             <w:tcMar>
               <w:top w:w="100" w:type="dxa"/>
@@ -1934,7 +1934,7 @@
         </w:tc>
         <w:tc>
           <w:tcPr>
-            <w:tcW w:type="dxa" w:w="3213"/>
+            <w:tcW w:type="dxa" w:w="3742"/>
             <w:shd w:val="clear" w:fill="F5F8F9"/>
             <w:tcMar>
               <w:top w:w="100" w:type="dxa"/>
@@ -1973,7 +1973,7 @@
         </w:trPr>
         <w:tc>
           <w:tcPr>
-            <w:tcW w:type="dxa" w:w="3213"/>
+            <w:tcW w:type="dxa" w:w="1134"/>
             <w:shd w:val="clear" w:fill="FFFFFF"/>
             <w:tcMar>
               <w:top w:w="100" w:type="dxa"/>
@@ -2006,7 +2006,7 @@
         </w:tc>
         <w:tc>
           <w:tcPr>
-            <w:tcW w:type="dxa" w:w="3213"/>
+            <w:tcW w:type="dxa" w:w="4762"/>
             <w:shd w:val="clear" w:fill="FFFFFF"/>
             <w:tcMar>
               <w:top w:w="100" w:type="dxa"/>
@@ -2039,7 +2039,7 @@
         </w:tc>
         <w:tc>
           <w:tcPr>
-            <w:tcW w:type="dxa" w:w="3213"/>
+            <w:tcW w:type="dxa" w:w="3742"/>
             <w:shd w:val="clear" w:fill="FFFFFF"/>
             <w:tcMar>
               <w:top w:w="100" w:type="dxa"/>
@@ -2079,14 +2079,14 @@
     </w:p>
     <w:tbl>
       <w:tblPr>
-        <w:tblW w:type="auto" w:w="0"/>
+        <w:tblW w:type="dxa" w:w="9639"/>
         <w:jc w:val="left"/>
         <w:tblLook w:firstColumn="1" w:firstRow="1" w:lastColumn="0" w:lastRow="0" w:noHBand="0" w:noVBand="1" w:val="04A0"/>
         <w:tblLayout w:type="fixed"/>
       </w:tblPr>
       <w:tblGrid>
-        <w:gridCol w:w="4819"/>
-        <w:gridCol w:w="4819"/>
+        <w:gridCol w:w="879"/>
+        <w:gridCol w:w="8760"/>
       </w:tblGrid>
       <w:tr>
         <w:trPr>
@@ -2184,13 +2184,13 @@
     </w:p>
     <w:tbl>
       <w:tblPr>
-        <w:tblW w:type="auto" w:w="0"/>
+        <w:tblW w:type="dxa" w:w="9639"/>
         <w:jc w:val="left"/>
         <w:tblLook w:firstColumn="1" w:firstRow="1" w:lastColumn="0" w:lastRow="0" w:noHBand="0" w:noVBand="1" w:val="04A0"/>
         <w:tblLayout w:type="fixed"/>
       </w:tblPr>
       <w:tblGrid>
-        <w:gridCol w:w="9638"/>
+        <w:gridCol w:w="9639"/>
       </w:tblGrid>
       <w:tr>
         <w:trPr>
@@ -2240,15 +2240,15 @@
     </w:p>
     <w:tbl>
       <w:tblPr>
-        <w:tblW w:type="auto" w:w="0"/>
+        <w:tblW w:type="dxa" w:w="9639"/>
         <w:jc w:val="left"/>
         <w:tblLayout w:type="fixed"/>
         <w:tblLook w:firstColumn="1" w:firstRow="1" w:lastColumn="0" w:lastRow="0" w:noHBand="0" w:noVBand="1" w:val="04A0"/>
       </w:tblPr>
       <w:tblGrid>
-        <w:gridCol w:w="3213"/>
-        <w:gridCol w:w="3213"/>
-        <w:gridCol w:w="3213"/>
+        <w:gridCol w:w="1361"/>
+        <w:gridCol w:w="4309"/>
+        <w:gridCol w:w="3969"/>
       </w:tblGrid>
       <w:tr>
         <w:trPr>
@@ -2364,7 +2364,7 @@
         </w:trPr>
         <w:tc>
           <w:tcPr>
-            <w:tcW w:type="dxa" w:w="3213"/>
+            <w:tcW w:type="dxa" w:w="1360"/>
             <w:shd w:val="clear" w:fill="FFFFFF"/>
             <w:tcMar>
               <w:top w:w="100" w:type="dxa"/>
@@ -2398,7 +2398,7 @@
         </w:tc>
         <w:tc>
           <w:tcPr>
-            <w:tcW w:type="dxa" w:w="3213"/>
+            <w:tcW w:type="dxa" w:w="4309"/>
             <w:shd w:val="clear" w:fill="FFFFFF"/>
             <w:tcMar>
               <w:top w:w="100" w:type="dxa"/>
@@ -2432,7 +2432,7 @@
         </w:tc>
         <w:tc>
           <w:tcPr>
-            <w:tcW w:type="dxa" w:w="3213"/>
+            <w:tcW w:type="dxa" w:w="3969"/>
             <w:shd w:val="clear" w:fill="FFFFFF"/>
             <w:tcMar>
               <w:top w:w="100" w:type="dxa"/>
@@ -2471,7 +2471,7 @@
         </w:trPr>
         <w:tc>
           <w:tcPr>
-            <w:tcW w:type="dxa" w:w="3213"/>
+            <w:tcW w:type="dxa" w:w="1360"/>
             <w:shd w:val="clear" w:fill="F5F8F9"/>
             <w:tcMar>
               <w:top w:w="100" w:type="dxa"/>
@@ -2505,7 +2505,7 @@
         </w:tc>
         <w:tc>
           <w:tcPr>
-            <w:tcW w:type="dxa" w:w="3213"/>
+            <w:tcW w:type="dxa" w:w="4309"/>
             <w:shd w:val="clear" w:fill="F5F8F9"/>
             <w:tcMar>
               <w:top w:w="100" w:type="dxa"/>
@@ -2539,7 +2539,7 @@
         </w:tc>
         <w:tc>
           <w:tcPr>
-            <w:tcW w:type="dxa" w:w="3213"/>
+            <w:tcW w:type="dxa" w:w="3969"/>
             <w:shd w:val="clear" w:fill="F5F8F9"/>
             <w:tcMar>
               <w:top w:w="100" w:type="dxa"/>
@@ -2578,7 +2578,7 @@
         </w:trPr>
         <w:tc>
           <w:tcPr>
-            <w:tcW w:type="dxa" w:w="3213"/>
+            <w:tcW w:type="dxa" w:w="1360"/>
             <w:shd w:val="clear" w:fill="FFFFFF"/>
             <w:tcMar>
               <w:top w:w="100" w:type="dxa"/>
@@ -2612,7 +2612,7 @@
         </w:tc>
         <w:tc>
           <w:tcPr>
-            <w:tcW w:type="dxa" w:w="3213"/>
+            <w:tcW w:type="dxa" w:w="4309"/>
             <w:shd w:val="clear" w:fill="FFFFFF"/>
             <w:tcMar>
               <w:top w:w="100" w:type="dxa"/>
@@ -2646,7 +2646,7 @@
         </w:tc>
         <w:tc>
           <w:tcPr>
-            <w:tcW w:type="dxa" w:w="3213"/>
+            <w:tcW w:type="dxa" w:w="3969"/>
             <w:shd w:val="clear" w:fill="FFFFFF"/>
             <w:tcMar>
               <w:top w:w="100" w:type="dxa"/>
@@ -2685,7 +2685,7 @@
         </w:trPr>
         <w:tc>
           <w:tcPr>
-            <w:tcW w:type="dxa" w:w="3213"/>
+            <w:tcW w:type="dxa" w:w="1360"/>
             <w:shd w:val="clear" w:fill="F5F8F9"/>
             <w:tcMar>
               <w:top w:w="100" w:type="dxa"/>
@@ -2719,7 +2719,7 @@
         </w:tc>
         <w:tc>
           <w:tcPr>
-            <w:tcW w:type="dxa" w:w="3213"/>
+            <w:tcW w:type="dxa" w:w="4309"/>
             <w:shd w:val="clear" w:fill="F5F8F9"/>
             <w:tcMar>
               <w:top w:w="100" w:type="dxa"/>
@@ -2753,7 +2753,7 @@
         </w:tc>
         <w:tc>
           <w:tcPr>
-            <w:tcW w:type="dxa" w:w="3213"/>
+            <w:tcW w:type="dxa" w:w="3969"/>
             <w:shd w:val="clear" w:fill="F5F8F9"/>
             <w:tcMar>
               <w:top w:w="100" w:type="dxa"/>
@@ -2792,7 +2792,7 @@
         </w:trPr>
         <w:tc>
           <w:tcPr>
-            <w:tcW w:type="dxa" w:w="3213"/>
+            <w:tcW w:type="dxa" w:w="1360"/>
             <w:shd w:val="clear" w:fill="FFFFFF"/>
             <w:tcMar>
               <w:top w:w="100" w:type="dxa"/>
@@ -2825,7 +2825,7 @@
         </w:tc>
         <w:tc>
           <w:tcPr>
-            <w:tcW w:type="dxa" w:w="3213"/>
+            <w:tcW w:type="dxa" w:w="4309"/>
             <w:shd w:val="clear" w:fill="FFFFFF"/>
             <w:tcMar>
               <w:top w:w="100" w:type="dxa"/>
@@ -2858,7 +2858,7 @@
         </w:tc>
         <w:tc>
           <w:tcPr>
-            <w:tcW w:type="dxa" w:w="3213"/>
+            <w:tcW w:type="dxa" w:w="3969"/>
             <w:shd w:val="clear" w:fill="FFFFFF"/>
             <w:tcMar>
               <w:top w:w="100" w:type="dxa"/>
@@ -2899,14 +2899,14 @@
     </w:p>
     <w:tbl>
       <w:tblPr>
-        <w:tblW w:type="auto" w:w="0"/>
+        <w:tblW w:type="dxa" w:w="9639"/>
         <w:jc w:val="left"/>
         <w:tblLook w:firstColumn="1" w:firstRow="1" w:lastColumn="0" w:lastRow="0" w:noHBand="0" w:noVBand="1" w:val="04A0"/>
         <w:tblLayout w:type="fixed"/>
       </w:tblPr>
       <w:tblGrid>
-        <w:gridCol w:w="4819"/>
-        <w:gridCol w:w="4819"/>
+        <w:gridCol w:w="91"/>
+        <w:gridCol w:w="9548"/>
       </w:tblGrid>
       <w:tr>
         <w:trPr>
@@ -3014,14 +3014,14 @@
     </w:p>
     <w:tbl>
       <w:tblPr>
-        <w:tblW w:type="auto" w:w="0"/>
+        <w:tblW w:type="dxa" w:w="9639"/>
         <w:jc w:val="left"/>
         <w:tblLook w:firstColumn="1" w:firstRow="1" w:lastColumn="0" w:lastRow="0" w:noHBand="0" w:noVBand="1" w:val="04A0"/>
         <w:tblLayout w:type="fixed"/>
       </w:tblPr>
       <w:tblGrid>
-        <w:gridCol w:w="4819"/>
-        <w:gridCol w:w="4819"/>
+        <w:gridCol w:w="879"/>
+        <w:gridCol w:w="8760"/>
       </w:tblGrid>
       <w:tr>
         <w:trPr>
@@ -3119,13 +3119,13 @@
     </w:p>
     <w:tbl>
       <w:tblPr>
-        <w:tblW w:type="auto" w:w="0"/>
+        <w:tblW w:type="dxa" w:w="9639"/>
         <w:jc w:val="left"/>
         <w:tblLook w:firstColumn="1" w:firstRow="1" w:lastColumn="0" w:lastRow="0" w:noHBand="0" w:noVBand="1" w:val="04A0"/>
         <w:tblLayout w:type="fixed"/>
       </w:tblPr>
       <w:tblGrid>
-        <w:gridCol w:w="9638"/>
+        <w:gridCol w:w="9639"/>
       </w:tblGrid>
       <w:tr>
         <w:trPr>
@@ -3190,16 +3190,16 @@
     </w:p>
     <w:tbl>
       <w:tblPr>
-        <w:tblW w:type="auto" w:w="0"/>
+        <w:tblW w:type="dxa" w:w="9639"/>
         <w:jc w:val="left"/>
         <w:tblLayout w:type="fixed"/>
         <w:tblLook w:firstColumn="1" w:firstRow="1" w:lastColumn="0" w:lastRow="0" w:noHBand="0" w:noVBand="1" w:val="04A0"/>
       </w:tblPr>
       <w:tblGrid>
-        <w:gridCol w:w="2409"/>
-        <w:gridCol w:w="2409"/>
-        <w:gridCol w:w="2409"/>
-        <w:gridCol w:w="2409"/>
+        <w:gridCol w:w="2268"/>
+        <w:gridCol w:w="2268"/>
+        <w:gridCol w:w="1474"/>
+        <w:gridCol w:w="3629"/>
       </w:tblGrid>
       <w:tr>
         <w:trPr>
@@ -3349,7 +3349,7 @@
         </w:trPr>
         <w:tc>
           <w:tcPr>
-            <w:tcW w:type="dxa" w:w="2409"/>
+            <w:tcW w:type="dxa" w:w="2268"/>
             <w:shd w:val="clear" w:fill="FFFFFF"/>
             <w:tcMar>
               <w:top w:w="100" w:type="dxa"/>
@@ -3383,7 +3383,7 @@
         </w:tc>
         <w:tc>
           <w:tcPr>
-            <w:tcW w:type="dxa" w:w="2409"/>
+            <w:tcW w:type="dxa" w:w="2268"/>
             <w:shd w:val="clear" w:fill="FFFFFF"/>
             <w:tcMar>
               <w:top w:w="100" w:type="dxa"/>
@@ -3417,7 +3417,7 @@
         </w:tc>
         <w:tc>
           <w:tcPr>
-            <w:tcW w:type="dxa" w:w="2409"/>
+            <w:tcW w:type="dxa" w:w="1474"/>
             <w:shd w:val="clear" w:fill="FFFFFF"/>
             <w:tcMar>
               <w:top w:w="100" w:type="dxa"/>
@@ -3451,7 +3451,7 @@
         </w:tc>
         <w:tc>
           <w:tcPr>
-            <w:tcW w:type="dxa" w:w="2409"/>
+            <w:tcW w:type="dxa" w:w="3628"/>
             <w:shd w:val="clear" w:fill="FFFFFF"/>
             <w:tcMar>
               <w:top w:w="100" w:type="dxa"/>
@@ -3490,7 +3490,7 @@
         </w:trPr>
         <w:tc>
           <w:tcPr>
-            <w:tcW w:type="dxa" w:w="2409"/>
+            <w:tcW w:type="dxa" w:w="2268"/>
             <w:shd w:val="clear" w:fill="F5F8F9"/>
             <w:tcMar>
               <w:top w:w="100" w:type="dxa"/>
@@ -3524,7 +3524,7 @@
         </w:tc>
         <w:tc>
           <w:tcPr>
-            <w:tcW w:type="dxa" w:w="2409"/>
+            <w:tcW w:type="dxa" w:w="2268"/>
             <w:shd w:val="clear" w:fill="F5F8F9"/>
             <w:tcMar>
               <w:top w:w="100" w:type="dxa"/>
@@ -3558,7 +3558,7 @@
         </w:tc>
         <w:tc>
           <w:tcPr>
-            <w:tcW w:type="dxa" w:w="2409"/>
+            <w:tcW w:type="dxa" w:w="1474"/>
             <w:shd w:val="clear" w:fill="F5F8F9"/>
             <w:tcMar>
               <w:top w:w="100" w:type="dxa"/>
@@ -3592,7 +3592,7 @@
         </w:tc>
         <w:tc>
           <w:tcPr>
-            <w:tcW w:type="dxa" w:w="2409"/>
+            <w:tcW w:type="dxa" w:w="3628"/>
             <w:shd w:val="clear" w:fill="F5F8F9"/>
             <w:tcMar>
               <w:top w:w="100" w:type="dxa"/>
@@ -3631,7 +3631,7 @@
         </w:trPr>
         <w:tc>
           <w:tcPr>
-            <w:tcW w:type="dxa" w:w="2409"/>
+            <w:tcW w:type="dxa" w:w="2268"/>
             <w:shd w:val="clear" w:fill="FFFFFF"/>
             <w:tcMar>
               <w:top w:w="100" w:type="dxa"/>
@@ -3665,7 +3665,7 @@
         </w:tc>
         <w:tc>
           <w:tcPr>
-            <w:tcW w:type="dxa" w:w="2409"/>
+            <w:tcW w:type="dxa" w:w="2268"/>
             <w:shd w:val="clear" w:fill="FFFFFF"/>
             <w:tcMar>
               <w:top w:w="100" w:type="dxa"/>
@@ -3699,7 +3699,7 @@
         </w:tc>
         <w:tc>
           <w:tcPr>
-            <w:tcW w:type="dxa" w:w="2409"/>
+            <w:tcW w:type="dxa" w:w="1474"/>
             <w:shd w:val="clear" w:fill="FFFFFF"/>
             <w:tcMar>
               <w:top w:w="100" w:type="dxa"/>
@@ -3733,7 +3733,7 @@
         </w:tc>
         <w:tc>
           <w:tcPr>
-            <w:tcW w:type="dxa" w:w="2409"/>
+            <w:tcW w:type="dxa" w:w="3628"/>
             <w:shd w:val="clear" w:fill="FFFFFF"/>
             <w:tcMar>
               <w:top w:w="100" w:type="dxa"/>
@@ -3772,7 +3772,7 @@
         </w:trPr>
         <w:tc>
           <w:tcPr>
-            <w:tcW w:type="dxa" w:w="2409"/>
+            <w:tcW w:type="dxa" w:w="2268"/>
             <w:shd w:val="clear" w:fill="F5F8F9"/>
             <w:tcMar>
               <w:top w:w="100" w:type="dxa"/>
@@ -3806,7 +3806,7 @@
         </w:tc>
         <w:tc>
           <w:tcPr>
-            <w:tcW w:type="dxa" w:w="2409"/>
+            <w:tcW w:type="dxa" w:w="2268"/>
             <w:shd w:val="clear" w:fill="F5F8F9"/>
             <w:tcMar>
               <w:top w:w="100" w:type="dxa"/>
@@ -3840,7 +3840,7 @@
         </w:tc>
         <w:tc>
           <w:tcPr>
-            <w:tcW w:type="dxa" w:w="2409"/>
+            <w:tcW w:type="dxa" w:w="1474"/>
             <w:shd w:val="clear" w:fill="F5F8F9"/>
             <w:tcMar>
               <w:top w:w="100" w:type="dxa"/>
@@ -3874,7 +3874,7 @@
         </w:tc>
         <w:tc>
           <w:tcPr>
-            <w:tcW w:type="dxa" w:w="2409"/>
+            <w:tcW w:type="dxa" w:w="3628"/>
             <w:shd w:val="clear" w:fill="F5F8F9"/>
             <w:tcMar>
               <w:top w:w="100" w:type="dxa"/>
@@ -3913,7 +3913,7 @@
         </w:trPr>
         <w:tc>
           <w:tcPr>
-            <w:tcW w:type="dxa" w:w="2409"/>
+            <w:tcW w:type="dxa" w:w="2268"/>
             <w:shd w:val="clear" w:fill="FFFFFF"/>
             <w:tcMar>
               <w:top w:w="100" w:type="dxa"/>
@@ -3947,7 +3947,7 @@
         </w:tc>
         <w:tc>
           <w:tcPr>
-            <w:tcW w:type="dxa" w:w="2409"/>
+            <w:tcW w:type="dxa" w:w="2268"/>
             <w:shd w:val="clear" w:fill="FFFFFF"/>
             <w:tcMar>
               <w:top w:w="100" w:type="dxa"/>
@@ -3981,7 +3981,7 @@
         </w:tc>
         <w:tc>
           <w:tcPr>
-            <w:tcW w:type="dxa" w:w="2409"/>
+            <w:tcW w:type="dxa" w:w="1474"/>
             <w:shd w:val="clear" w:fill="FFFFFF"/>
             <w:tcMar>
               <w:top w:w="100" w:type="dxa"/>
@@ -4015,7 +4015,7 @@
         </w:tc>
         <w:tc>
           <w:tcPr>
-            <w:tcW w:type="dxa" w:w="2409"/>
+            <w:tcW w:type="dxa" w:w="3628"/>
             <w:shd w:val="clear" w:fill="FFFFFF"/>
             <w:tcMar>
               <w:top w:w="100" w:type="dxa"/>
@@ -4054,7 +4054,7 @@
         </w:trPr>
         <w:tc>
           <w:tcPr>
-            <w:tcW w:type="dxa" w:w="2409"/>
+            <w:tcW w:type="dxa" w:w="2268"/>
             <w:shd w:val="clear" w:fill="F5F8F9"/>
             <w:tcMar>
               <w:top w:w="100" w:type="dxa"/>
@@ -4087,7 +4087,7 @@
         </w:tc>
         <w:tc>
           <w:tcPr>
-            <w:tcW w:type="dxa" w:w="2409"/>
+            <w:tcW w:type="dxa" w:w="2268"/>
             <w:shd w:val="clear" w:fill="F5F8F9"/>
             <w:tcMar>
               <w:top w:w="100" w:type="dxa"/>
@@ -4120,7 +4120,7 @@
         </w:tc>
         <w:tc>
           <w:tcPr>
-            <w:tcW w:type="dxa" w:w="2409"/>
+            <w:tcW w:type="dxa" w:w="1474"/>
             <w:shd w:val="clear" w:fill="F5F8F9"/>
             <w:tcMar>
               <w:top w:w="100" w:type="dxa"/>
@@ -4153,7 +4153,7 @@
         </w:tc>
         <w:tc>
           <w:tcPr>
-            <w:tcW w:type="dxa" w:w="2409"/>
+            <w:tcW w:type="dxa" w:w="3628"/>
             <w:shd w:val="clear" w:fill="F5F8F9"/>
             <w:tcMar>
               <w:top w:w="100" w:type="dxa"/>
@@ -4221,14 +4221,14 @@
     </w:p>
     <w:tbl>
       <w:tblPr>
-        <w:tblW w:type="auto" w:w="0"/>
+        <w:tblW w:type="dxa" w:w="9639"/>
         <w:jc w:val="left"/>
         <w:tblLook w:firstColumn="1" w:firstRow="1" w:lastColumn="0" w:lastRow="0" w:noHBand="0" w:noVBand="1" w:val="04A0"/>
         <w:tblLayout w:type="fixed"/>
       </w:tblPr>
       <w:tblGrid>
-        <w:gridCol w:w="4819"/>
-        <w:gridCol w:w="4819"/>
+        <w:gridCol w:w="879"/>
+        <w:gridCol w:w="8760"/>
       </w:tblGrid>
       <w:tr>
         <w:trPr>
@@ -4326,13 +4326,13 @@
     </w:p>
     <w:tbl>
       <w:tblPr>
-        <w:tblW w:type="auto" w:w="0"/>
+        <w:tblW w:type="dxa" w:w="9639"/>
         <w:jc w:val="left"/>
         <w:tblLook w:firstColumn="1" w:firstRow="1" w:lastColumn="0" w:lastRow="0" w:noHBand="0" w:noVBand="1" w:val="04A0"/>
         <w:tblLayout w:type="fixed"/>
       </w:tblPr>
       <w:tblGrid>
-        <w:gridCol w:w="9638"/>
+        <w:gridCol w:w="9639"/>
       </w:tblGrid>
       <w:tr>
         <w:trPr>
@@ -4382,15 +4382,15 @@
     </w:p>
     <w:tbl>
       <w:tblPr>
-        <w:tblW w:type="auto" w:w="0"/>
+        <w:tblW w:type="dxa" w:w="9639"/>
         <w:jc w:val="left"/>
         <w:tblLayout w:type="fixed"/>
         <w:tblLook w:firstColumn="1" w:firstRow="1" w:lastColumn="0" w:lastRow="0" w:noHBand="0" w:noVBand="1" w:val="04A0"/>
       </w:tblPr>
       <w:tblGrid>
-        <w:gridCol w:w="3213"/>
-        <w:gridCol w:w="3213"/>
-        <w:gridCol w:w="3213"/>
+        <w:gridCol w:w="2041"/>
+        <w:gridCol w:w="4876"/>
+        <w:gridCol w:w="2722"/>
       </w:tblGrid>
       <w:tr>
         <w:trPr>
@@ -4506,7 +4506,7 @@
         </w:trPr>
         <w:tc>
           <w:tcPr>
-            <w:tcW w:type="dxa" w:w="3213"/>
+            <w:tcW w:type="dxa" w:w="2041"/>
             <w:shd w:val="clear" w:fill="FFFFFF"/>
             <w:tcMar>
               <w:top w:w="100" w:type="dxa"/>
@@ -4540,7 +4540,7 @@
         </w:tc>
         <w:tc>
           <w:tcPr>
-            <w:tcW w:type="dxa" w:w="3213"/>
+            <w:tcW w:type="dxa" w:w="4876"/>
             <w:shd w:val="clear" w:fill="FFFFFF"/>
             <w:tcMar>
               <w:top w:w="100" w:type="dxa"/>
@@ -4574,7 +4574,7 @@
         </w:tc>
         <w:tc>
           <w:tcPr>
-            <w:tcW w:type="dxa" w:w="3213"/>
+            <w:tcW w:type="dxa" w:w="2721"/>
             <w:shd w:val="clear" w:fill="FFFFFF"/>
             <w:tcMar>
               <w:top w:w="100" w:type="dxa"/>
@@ -4613,7 +4613,7 @@
         </w:trPr>
         <w:tc>
           <w:tcPr>
-            <w:tcW w:type="dxa" w:w="3213"/>
+            <w:tcW w:type="dxa" w:w="2041"/>
             <w:shd w:val="clear" w:fill="F5F8F9"/>
             <w:tcMar>
               <w:top w:w="100" w:type="dxa"/>
@@ -4647,7 +4647,7 @@
         </w:tc>
         <w:tc>
           <w:tcPr>
-            <w:tcW w:type="dxa" w:w="3213"/>
+            <w:tcW w:type="dxa" w:w="4876"/>
             <w:shd w:val="clear" w:fill="F5F8F9"/>
             <w:tcMar>
               <w:top w:w="100" w:type="dxa"/>
@@ -4681,7 +4681,7 @@
         </w:tc>
         <w:tc>
           <w:tcPr>
-            <w:tcW w:type="dxa" w:w="3213"/>
+            <w:tcW w:type="dxa" w:w="2721"/>
             <w:shd w:val="clear" w:fill="F5F8F9"/>
             <w:tcMar>
               <w:top w:w="100" w:type="dxa"/>
@@ -4720,7 +4720,7 @@
         </w:trPr>
         <w:tc>
           <w:tcPr>
-            <w:tcW w:type="dxa" w:w="3213"/>
+            <w:tcW w:type="dxa" w:w="2041"/>
             <w:shd w:val="clear" w:fill="FFFFFF"/>
             <w:tcMar>
               <w:top w:w="100" w:type="dxa"/>
@@ -4754,7 +4754,7 @@
         </w:tc>
         <w:tc>
           <w:tcPr>
-            <w:tcW w:type="dxa" w:w="3213"/>
+            <w:tcW w:type="dxa" w:w="4876"/>
             <w:shd w:val="clear" w:fill="FFFFFF"/>
             <w:tcMar>
               <w:top w:w="100" w:type="dxa"/>
@@ -4788,7 +4788,7 @@
         </w:tc>
         <w:tc>
           <w:tcPr>
-            <w:tcW w:type="dxa" w:w="3213"/>
+            <w:tcW w:type="dxa" w:w="2721"/>
             <w:shd w:val="clear" w:fill="FFFFFF"/>
             <w:tcMar>
               <w:top w:w="100" w:type="dxa"/>
@@ -4827,7 +4827,7 @@
         </w:trPr>
         <w:tc>
           <w:tcPr>
-            <w:tcW w:type="dxa" w:w="3213"/>
+            <w:tcW w:type="dxa" w:w="2041"/>
             <w:shd w:val="clear" w:fill="F5F8F9"/>
             <w:tcMar>
               <w:top w:w="100" w:type="dxa"/>
@@ -4861,7 +4861,7 @@
         </w:tc>
         <w:tc>
           <w:tcPr>
-            <w:tcW w:type="dxa" w:w="3213"/>
+            <w:tcW w:type="dxa" w:w="4876"/>
             <w:shd w:val="clear" w:fill="F5F8F9"/>
             <w:tcMar>
               <w:top w:w="100" w:type="dxa"/>
@@ -4895,7 +4895,7 @@
         </w:tc>
         <w:tc>
           <w:tcPr>
-            <w:tcW w:type="dxa" w:w="3213"/>
+            <w:tcW w:type="dxa" w:w="2721"/>
             <w:shd w:val="clear" w:fill="F5F8F9"/>
             <w:tcMar>
               <w:top w:w="100" w:type="dxa"/>
@@ -4934,7 +4934,7 @@
         </w:trPr>
         <w:tc>
           <w:tcPr>
-            <w:tcW w:type="dxa" w:w="3213"/>
+            <w:tcW w:type="dxa" w:w="2041"/>
             <w:shd w:val="clear" w:fill="FFFFFF"/>
             <w:tcMar>
               <w:top w:w="100" w:type="dxa"/>
@@ -4968,7 +4968,7 @@
         </w:tc>
         <w:tc>
           <w:tcPr>
-            <w:tcW w:type="dxa" w:w="3213"/>
+            <w:tcW w:type="dxa" w:w="4876"/>
             <w:shd w:val="clear" w:fill="FFFFFF"/>
             <w:tcMar>
               <w:top w:w="100" w:type="dxa"/>
@@ -5002,7 +5002,7 @@
         </w:tc>
         <w:tc>
           <w:tcPr>
-            <w:tcW w:type="dxa" w:w="3213"/>
+            <w:tcW w:type="dxa" w:w="2721"/>
             <w:shd w:val="clear" w:fill="FFFFFF"/>
             <w:tcMar>
               <w:top w:w="100" w:type="dxa"/>
@@ -5041,7 +5041,7 @@
         </w:trPr>
         <w:tc>
           <w:tcPr>
-            <w:tcW w:type="dxa" w:w="3213"/>
+            <w:tcW w:type="dxa" w:w="2041"/>
             <w:shd w:val="clear" w:fill="F5F8F9"/>
             <w:tcMar>
               <w:top w:w="100" w:type="dxa"/>
@@ -5074,7 +5074,7 @@
         </w:tc>
         <w:tc>
           <w:tcPr>
-            <w:tcW w:type="dxa" w:w="3213"/>
+            <w:tcW w:type="dxa" w:w="4876"/>
             <w:shd w:val="clear" w:fill="F5F8F9"/>
             <w:tcMar>
               <w:top w:w="100" w:type="dxa"/>
@@ -5107,7 +5107,7 @@
         </w:tc>
         <w:tc>
           <w:tcPr>
-            <w:tcW w:type="dxa" w:w="3213"/>
+            <w:tcW w:type="dxa" w:w="2721"/>
             <w:shd w:val="clear" w:fill="F5F8F9"/>
             <w:tcMar>
               <w:top w:w="100" w:type="dxa"/>
@@ -5197,14 +5197,14 @@
     </w:p>
     <w:tbl>
       <w:tblPr>
-        <w:tblW w:type="auto" w:w="0"/>
+        <w:tblW w:type="dxa" w:w="9639"/>
         <w:jc w:val="left"/>
         <w:tblLook w:firstColumn="1" w:firstRow="1" w:lastColumn="0" w:lastRow="0" w:noHBand="0" w:noVBand="1" w:val="04A0"/>
         <w:tblLayout w:type="fixed"/>
       </w:tblPr>
       <w:tblGrid>
-        <w:gridCol w:w="4819"/>
-        <w:gridCol w:w="4819"/>
+        <w:gridCol w:w="879"/>
+        <w:gridCol w:w="8760"/>
       </w:tblGrid>
       <w:tr>
         <w:trPr>
@@ -5302,13 +5302,13 @@
     </w:p>
     <w:tbl>
       <w:tblPr>
-        <w:tblW w:type="auto" w:w="0"/>
+        <w:tblW w:type="dxa" w:w="9639"/>
         <w:jc w:val="left"/>
         <w:tblLook w:firstColumn="1" w:firstRow="1" w:lastColumn="0" w:lastRow="0" w:noHBand="0" w:noVBand="1" w:val="04A0"/>
         <w:tblLayout w:type="fixed"/>
       </w:tblPr>
       <w:tblGrid>
-        <w:gridCol w:w="9638"/>
+        <w:gridCol w:w="9639"/>
       </w:tblGrid>
       <w:tr>
         <w:trPr>
@@ -5358,15 +5358,15 @@
     </w:p>
     <w:tbl>
       <w:tblPr>
-        <w:tblW w:type="auto" w:w="0"/>
+        <w:tblW w:type="dxa" w:w="9638"/>
         <w:jc w:val="left"/>
         <w:tblLayout w:type="fixed"/>
         <w:tblLook w:firstColumn="1" w:firstRow="1" w:lastColumn="0" w:lastRow="0" w:noHBand="0" w:noVBand="1" w:val="04A0"/>
       </w:tblPr>
       <w:tblGrid>
-        <w:gridCol w:w="3213"/>
-        <w:gridCol w:w="3213"/>
-        <w:gridCol w:w="3213"/>
+        <w:gridCol w:w="2381"/>
+        <w:gridCol w:w="4082"/>
+        <w:gridCol w:w="3175"/>
       </w:tblGrid>
       <w:tr>
         <w:trPr>
@@ -5482,7 +5482,7 @@
         </w:trPr>
         <w:tc>
           <w:tcPr>
-            <w:tcW w:type="dxa" w:w="3213"/>
+            <w:tcW w:type="dxa" w:w="2381"/>
             <w:shd w:val="clear" w:fill="FFFFFF"/>
             <w:tcMar>
               <w:top w:w="100" w:type="dxa"/>
@@ -5516,7 +5516,7 @@
         </w:tc>
         <w:tc>
           <w:tcPr>
-            <w:tcW w:type="dxa" w:w="3213"/>
+            <w:tcW w:type="dxa" w:w="4082"/>
             <w:shd w:val="clear" w:fill="FFFFFF"/>
             <w:tcMar>
               <w:top w:w="100" w:type="dxa"/>
@@ -5550,7 +5550,7 @@
         </w:tc>
         <w:tc>
           <w:tcPr>
-            <w:tcW w:type="dxa" w:w="3213"/>
+            <w:tcW w:type="dxa" w:w="3175"/>
             <w:shd w:val="clear" w:fill="FFFFFF"/>
             <w:tcMar>
               <w:top w:w="100" w:type="dxa"/>
@@ -5589,7 +5589,7 @@
         </w:trPr>
         <w:tc>
           <w:tcPr>
-            <w:tcW w:type="dxa" w:w="3213"/>
+            <w:tcW w:type="dxa" w:w="2381"/>
             <w:shd w:val="clear" w:fill="F5F8F9"/>
             <w:tcMar>
               <w:top w:w="100" w:type="dxa"/>
@@ -5623,7 +5623,7 @@
         </w:tc>
         <w:tc>
           <w:tcPr>
-            <w:tcW w:type="dxa" w:w="3213"/>
+            <w:tcW w:type="dxa" w:w="4082"/>
             <w:shd w:val="clear" w:fill="F5F8F9"/>
             <w:tcMar>
               <w:top w:w="100" w:type="dxa"/>
@@ -5657,7 +5657,7 @@
         </w:tc>
         <w:tc>
           <w:tcPr>
-            <w:tcW w:type="dxa" w:w="3213"/>
+            <w:tcW w:type="dxa" w:w="3175"/>
             <w:shd w:val="clear" w:fill="F5F8F9"/>
             <w:tcMar>
               <w:top w:w="100" w:type="dxa"/>
@@ -5696,7 +5696,7 @@
         </w:trPr>
         <w:tc>
           <w:tcPr>
-            <w:tcW w:type="dxa" w:w="3213"/>
+            <w:tcW w:type="dxa" w:w="2381"/>
             <w:shd w:val="clear" w:fill="FFFFFF"/>
             <w:tcMar>
               <w:top w:w="100" w:type="dxa"/>
@@ -5729,7 +5729,7 @@
         </w:tc>
         <w:tc>
           <w:tcPr>
-            <w:tcW w:type="dxa" w:w="3213"/>
+            <w:tcW w:type="dxa" w:w="4082"/>
             <w:shd w:val="clear" w:fill="FFFFFF"/>
             <w:tcMar>
               <w:top w:w="100" w:type="dxa"/>
@@ -5762,7 +5762,7 @@
         </w:tc>
         <w:tc>
           <w:tcPr>
-            <w:tcW w:type="dxa" w:w="3213"/>
+            <w:tcW w:type="dxa" w:w="3175"/>
             <w:shd w:val="clear" w:fill="FFFFFF"/>
             <w:tcMar>
               <w:top w:w="100" w:type="dxa"/>
@@ -5922,15 +5922,15 @@
     </w:p>
     <w:tbl>
       <w:tblPr>
-        <w:tblW w:type="auto" w:w="0"/>
+        <w:tblW w:type="dxa" w:w="9639"/>
         <w:jc w:val="left"/>
         <w:tblLayout w:type="fixed"/>
         <w:tblLook w:firstColumn="1" w:firstRow="1" w:lastColumn="0" w:lastRow="0" w:noHBand="0" w:noVBand="1" w:val="04A0"/>
       </w:tblPr>
       <w:tblGrid>
-        <w:gridCol w:w="3213"/>
-        <w:gridCol w:w="3213"/>
-        <w:gridCol w:w="3213"/>
+        <w:gridCol w:w="2381"/>
+        <w:gridCol w:w="4763"/>
+        <w:gridCol w:w="2495"/>
       </w:tblGrid>
       <w:tr>
         <w:trPr>
@@ -6046,7 +6046,7 @@
         </w:trPr>
         <w:tc>
           <w:tcPr>
-            <w:tcW w:type="dxa" w:w="3213"/>
+            <w:tcW w:type="dxa" w:w="2381"/>
             <w:shd w:val="clear" w:fill="FFFFFF"/>
             <w:tcMar>
               <w:top w:w="100" w:type="dxa"/>
@@ -6080,7 +6080,7 @@
         </w:tc>
         <w:tc>
           <w:tcPr>
-            <w:tcW w:type="dxa" w:w="3213"/>
+            <w:tcW w:type="dxa" w:w="4762"/>
             <w:shd w:val="clear" w:fill="FFFFFF"/>
             <w:tcMar>
               <w:top w:w="100" w:type="dxa"/>
@@ -6114,7 +6114,7 @@
         </w:tc>
         <w:tc>
           <w:tcPr>
-            <w:tcW w:type="dxa" w:w="3213"/>
+            <w:tcW w:type="dxa" w:w="2494"/>
             <w:shd w:val="clear" w:fill="FFFFFF"/>
             <w:tcMar>
               <w:top w:w="100" w:type="dxa"/>
@@ -6153,7 +6153,7 @@
         </w:trPr>
         <w:tc>
           <w:tcPr>
-            <w:tcW w:type="dxa" w:w="3213"/>
+            <w:tcW w:type="dxa" w:w="2381"/>
             <w:shd w:val="clear" w:fill="F5F8F9"/>
             <w:tcMar>
               <w:top w:w="100" w:type="dxa"/>
@@ -6187,7 +6187,7 @@
         </w:tc>
         <w:tc>
           <w:tcPr>
-            <w:tcW w:type="dxa" w:w="3213"/>
+            <w:tcW w:type="dxa" w:w="4762"/>
             <w:shd w:val="clear" w:fill="F5F8F9"/>
             <w:tcMar>
               <w:top w:w="100" w:type="dxa"/>
@@ -6221,7 +6221,7 @@
         </w:tc>
         <w:tc>
           <w:tcPr>
-            <w:tcW w:type="dxa" w:w="3213"/>
+            <w:tcW w:type="dxa" w:w="2494"/>
             <w:shd w:val="clear" w:fill="F5F8F9"/>
             <w:tcMar>
               <w:top w:w="100" w:type="dxa"/>
@@ -6260,7 +6260,7 @@
         </w:trPr>
         <w:tc>
           <w:tcPr>
-            <w:tcW w:type="dxa" w:w="3213"/>
+            <w:tcW w:type="dxa" w:w="2381"/>
             <w:shd w:val="clear" w:fill="FFFFFF"/>
             <w:tcMar>
               <w:top w:w="100" w:type="dxa"/>
@@ -6294,7 +6294,7 @@
         </w:tc>
         <w:tc>
           <w:tcPr>
-            <w:tcW w:type="dxa" w:w="3213"/>
+            <w:tcW w:type="dxa" w:w="4762"/>
             <w:shd w:val="clear" w:fill="FFFFFF"/>
             <w:tcMar>
               <w:top w:w="100" w:type="dxa"/>
@@ -6328,7 +6328,7 @@
         </w:tc>
         <w:tc>
           <w:tcPr>
-            <w:tcW w:type="dxa" w:w="3213"/>
+            <w:tcW w:type="dxa" w:w="2494"/>
             <w:shd w:val="clear" w:fill="FFFFFF"/>
             <w:tcMar>
               <w:top w:w="100" w:type="dxa"/>
@@ -6367,7 +6367,7 @@
         </w:trPr>
         <w:tc>
           <w:tcPr>
-            <w:tcW w:type="dxa" w:w="3213"/>
+            <w:tcW w:type="dxa" w:w="2381"/>
             <w:shd w:val="clear" w:fill="F5F8F9"/>
             <w:tcMar>
               <w:top w:w="100" w:type="dxa"/>
@@ -6401,7 +6401,7 @@
         </w:tc>
         <w:tc>
           <w:tcPr>
-            <w:tcW w:type="dxa" w:w="3213"/>
+            <w:tcW w:type="dxa" w:w="4762"/>
             <w:shd w:val="clear" w:fill="F5F8F9"/>
             <w:tcMar>
               <w:top w:w="100" w:type="dxa"/>
@@ -6435,7 +6435,7 @@
         </w:tc>
         <w:tc>
           <w:tcPr>
-            <w:tcW w:type="dxa" w:w="3213"/>
+            <w:tcW w:type="dxa" w:w="2494"/>
             <w:shd w:val="clear" w:fill="F5F8F9"/>
             <w:tcMar>
               <w:top w:w="100" w:type="dxa"/>
@@ -6474,7 +6474,7 @@
         </w:trPr>
         <w:tc>
           <w:tcPr>
-            <w:tcW w:type="dxa" w:w="3213"/>
+            <w:tcW w:type="dxa" w:w="2381"/>
             <w:shd w:val="clear" w:fill="FFFFFF"/>
             <w:tcMar>
               <w:top w:w="100" w:type="dxa"/>
@@ -6508,7 +6508,7 @@
         </w:tc>
         <w:tc>
           <w:tcPr>
-            <w:tcW w:type="dxa" w:w="3213"/>
+            <w:tcW w:type="dxa" w:w="4762"/>
             <w:shd w:val="clear" w:fill="FFFFFF"/>
             <w:tcMar>
               <w:top w:w="100" w:type="dxa"/>
@@ -6542,7 +6542,7 @@
         </w:tc>
         <w:tc>
           <w:tcPr>
-            <w:tcW w:type="dxa" w:w="3213"/>
+            <w:tcW w:type="dxa" w:w="2494"/>
             <w:shd w:val="clear" w:fill="FFFFFF"/>
             <w:tcMar>
               <w:top w:w="100" w:type="dxa"/>
@@ -6581,7 +6581,7 @@
         </w:trPr>
         <w:tc>
           <w:tcPr>
-            <w:tcW w:type="dxa" w:w="3213"/>
+            <w:tcW w:type="dxa" w:w="2381"/>
             <w:shd w:val="clear" w:fill="F5F8F9"/>
             <w:tcMar>
               <w:top w:w="100" w:type="dxa"/>
@@ -6614,7 +6614,7 @@
         </w:tc>
         <w:tc>
           <w:tcPr>
-            <w:tcW w:type="dxa" w:w="3213"/>
+            <w:tcW w:type="dxa" w:w="4762"/>
             <w:shd w:val="clear" w:fill="F5F8F9"/>
             <w:tcMar>
               <w:top w:w="100" w:type="dxa"/>
@@ -6647,7 +6647,7 @@
         </w:tc>
         <w:tc>
           <w:tcPr>
-            <w:tcW w:type="dxa" w:w="3213"/>
+            <w:tcW w:type="dxa" w:w="2494"/>
             <w:shd w:val="clear" w:fill="F5F8F9"/>
             <w:tcMar>
               <w:top w:w="100" w:type="dxa"/>
@@ -6687,14 +6687,14 @@
     </w:p>
     <w:tbl>
       <w:tblPr>
-        <w:tblW w:type="auto" w:w="0"/>
+        <w:tblW w:type="dxa" w:w="9639"/>
         <w:jc w:val="left"/>
         <w:tblLook w:firstColumn="1" w:firstRow="1" w:lastColumn="0" w:lastRow="0" w:noHBand="0" w:noVBand="1" w:val="04A0"/>
         <w:tblLayout w:type="fixed"/>
       </w:tblPr>
       <w:tblGrid>
-        <w:gridCol w:w="4819"/>
-        <w:gridCol w:w="4819"/>
+        <w:gridCol w:w="879"/>
+        <w:gridCol w:w="8760"/>
       </w:tblGrid>
       <w:tr>
         <w:trPr>
@@ -6792,13 +6792,13 @@
     </w:p>
     <w:tbl>
       <w:tblPr>
-        <w:tblW w:type="auto" w:w="0"/>
+        <w:tblW w:type="dxa" w:w="9639"/>
         <w:jc w:val="left"/>
         <w:tblLook w:firstColumn="1" w:firstRow="1" w:lastColumn="0" w:lastRow="0" w:noHBand="0" w:noVBand="1" w:val="04A0"/>
         <w:tblLayout w:type="fixed"/>
       </w:tblPr>
       <w:tblGrid>
-        <w:gridCol w:w="9638"/>
+        <w:gridCol w:w="9639"/>
       </w:tblGrid>
       <w:tr>
         <w:trPr>
@@ -6848,13 +6848,13 @@
     </w:p>
     <w:tbl>
       <w:tblPr>
-        <w:tblW w:type="auto" w:w="0"/>
+        <w:tblW w:type="dxa" w:w="9639"/>
         <w:jc w:val="left"/>
         <w:tblLook w:firstColumn="1" w:firstRow="1" w:lastColumn="0" w:lastRow="0" w:noHBand="0" w:noVBand="1" w:val="04A0"/>
         <w:tblLayout w:type="fixed"/>
       </w:tblPr>
       <w:tblGrid>
-        <w:gridCol w:w="9638"/>
+        <w:gridCol w:w="9639"/>
       </w:tblGrid>
       <w:tr>
         <w:trPr>
@@ -7003,13 +7003,13 @@
     </w:p>
     <w:tbl>
       <w:tblPr>
-        <w:tblW w:type="auto" w:w="0"/>
+        <w:tblW w:type="dxa" w:w="9639"/>
         <w:jc w:val="left"/>
         <w:tblLook w:firstColumn="1" w:firstRow="1" w:lastColumn="0" w:lastRow="0" w:noHBand="0" w:noVBand="1" w:val="04A0"/>
         <w:tblLayout w:type="fixed"/>
       </w:tblPr>
       <w:tblGrid>
-        <w:gridCol w:w="9638"/>
+        <w:gridCol w:w="9639"/>
       </w:tblGrid>
       <w:tr>
         <w:trPr>
@@ -7158,13 +7158,13 @@
     </w:p>
     <w:tbl>
       <w:tblPr>
-        <w:tblW w:type="auto" w:w="0"/>
+        <w:tblW w:type="dxa" w:w="9639"/>
         <w:jc w:val="left"/>
         <w:tblLook w:firstColumn="1" w:firstRow="1" w:lastColumn="0" w:lastRow="0" w:noHBand="0" w:noVBand="1" w:val="04A0"/>
         <w:tblLayout w:type="fixed"/>
       </w:tblPr>
       <w:tblGrid>
-        <w:gridCol w:w="9638"/>
+        <w:gridCol w:w="9639"/>
       </w:tblGrid>
       <w:tr>
         <w:trPr>
@@ -7319,14 +7319,14 @@
     </w:p>
     <w:tbl>
       <w:tblPr>
-        <w:tblW w:type="auto" w:w="0"/>
+        <w:tblW w:type="dxa" w:w="9639"/>
         <w:jc w:val="left"/>
         <w:tblLook w:firstColumn="1" w:firstRow="1" w:lastColumn="0" w:lastRow="0" w:noHBand="0" w:noVBand="1" w:val="04A0"/>
         <w:tblLayout w:type="fixed"/>
       </w:tblPr>
       <w:tblGrid>
-        <w:gridCol w:w="4819"/>
-        <w:gridCol w:w="4819"/>
+        <w:gridCol w:w="879"/>
+        <w:gridCol w:w="8760"/>
       </w:tblGrid>
       <w:tr>
         <w:trPr>
@@ -7424,13 +7424,13 @@
     </w:p>
     <w:tbl>
       <w:tblPr>
-        <w:tblW w:type="auto" w:w="0"/>
+        <w:tblW w:type="dxa" w:w="9639"/>
         <w:jc w:val="left"/>
         <w:tblLook w:firstColumn="1" w:firstRow="1" w:lastColumn="0" w:lastRow="0" w:noHBand="0" w:noVBand="1" w:val="04A0"/>
         <w:tblLayout w:type="fixed"/>
       </w:tblPr>
       <w:tblGrid>
-        <w:gridCol w:w="9638"/>
+        <w:gridCol w:w="9639"/>
       </w:tblGrid>
       <w:tr>
         <w:trPr>
@@ -7609,14 +7609,14 @@
     </w:p>
     <w:tbl>
       <w:tblPr>
-        <w:tblW w:type="auto" w:w="0"/>
+        <w:tblW w:type="dxa" w:w="9639"/>
         <w:jc w:val="left"/>
         <w:tblLook w:firstColumn="1" w:firstRow="1" w:lastColumn="0" w:lastRow="0" w:noHBand="0" w:noVBand="1" w:val="04A0"/>
         <w:tblLayout w:type="fixed"/>
       </w:tblPr>
       <w:tblGrid>
-        <w:gridCol w:w="4819"/>
-        <w:gridCol w:w="4819"/>
+        <w:gridCol w:w="879"/>
+        <w:gridCol w:w="8760"/>
       </w:tblGrid>
       <w:tr>
         <w:trPr>
@@ -7714,13 +7714,13 @@
     </w:p>
     <w:tbl>
       <w:tblPr>
-        <w:tblW w:type="auto" w:w="0"/>
+        <w:tblW w:type="dxa" w:w="9639"/>
         <w:jc w:val="left"/>
         <w:tblLook w:firstColumn="1" w:firstRow="1" w:lastColumn="0" w:lastRow="0" w:noHBand="0" w:noVBand="1" w:val="04A0"/>
         <w:tblLayout w:type="fixed"/>
       </w:tblPr>
       <w:tblGrid>
-        <w:gridCol w:w="9638"/>
+        <w:gridCol w:w="9639"/>
       </w:tblGrid>
       <w:tr>
         <w:trPr>
@@ -7780,20 +7780,20 @@
           <w:color w:val="16233A"/>
           <w:sz w:val="21"/>
         </w:rPr>
-        <w:t>自动化测试共 96 项，覆盖下表 21 条用例。除此之外，涉及真实模型行为的部分无法用单元测试断言，改为对运行中的服务实测并记录结果。</w:t>
+        <w:t>自动化测试共 105 项，覆盖下表 21 条用例。除此之外，涉及真实模型行为的部分无法用单元测试断言，改为对运行中的服务实测并记录结果。</w:t>
       </w:r>
     </w:p>
     <w:tbl>
       <w:tblPr>
-        <w:tblW w:type="auto" w:w="0"/>
+        <w:tblW w:type="dxa" w:w="9639"/>
         <w:jc w:val="left"/>
         <w:tblLayout w:type="fixed"/>
         <w:tblLook w:firstColumn="1" w:firstRow="1" w:lastColumn="0" w:lastRow="0" w:noHBand="0" w:noVBand="1" w:val="04A0"/>
       </w:tblPr>
       <w:tblGrid>
-        <w:gridCol w:w="3213"/>
-        <w:gridCol w:w="3213"/>
-        <w:gridCol w:w="3213"/>
+        <w:gridCol w:w="1474"/>
+        <w:gridCol w:w="4196"/>
+        <w:gridCol w:w="3969"/>
       </w:tblGrid>
       <w:tr>
         <w:trPr>
@@ -7909,7 +7909,7 @@
         </w:trPr>
         <w:tc>
           <w:tcPr>
-            <w:tcW w:type="dxa" w:w="3213"/>
+            <w:tcW w:type="dxa" w:w="1474"/>
             <w:shd w:val="clear" w:fill="FFFFFF"/>
             <w:tcMar>
               <w:top w:w="100" w:type="dxa"/>
@@ -7943,7 +7943,7 @@
         </w:tc>
         <w:tc>
           <w:tcPr>
-            <w:tcW w:type="dxa" w:w="3213"/>
+            <w:tcW w:type="dxa" w:w="4195"/>
             <w:shd w:val="clear" w:fill="FFFFFF"/>
             <w:tcMar>
               <w:top w:w="100" w:type="dxa"/>
@@ -7977,7 +7977,7 @@
         </w:tc>
         <w:tc>
           <w:tcPr>
-            <w:tcW w:type="dxa" w:w="3213"/>
+            <w:tcW w:type="dxa" w:w="3969"/>
             <w:shd w:val="clear" w:fill="FFFFFF"/>
             <w:tcMar>
               <w:top w:w="100" w:type="dxa"/>
@@ -8016,7 +8016,7 @@
         </w:trPr>
         <w:tc>
           <w:tcPr>
-            <w:tcW w:type="dxa" w:w="3213"/>
+            <w:tcW w:type="dxa" w:w="1474"/>
             <w:shd w:val="clear" w:fill="F5F8F9"/>
             <w:tcMar>
               <w:top w:w="100" w:type="dxa"/>
@@ -8050,7 +8050,7 @@
         </w:tc>
         <w:tc>
           <w:tcPr>
-            <w:tcW w:type="dxa" w:w="3213"/>
+            <w:tcW w:type="dxa" w:w="4195"/>
             <w:shd w:val="clear" w:fill="F5F8F9"/>
             <w:tcMar>
               <w:top w:w="100" w:type="dxa"/>
@@ -8084,7 +8084,7 @@
         </w:tc>
         <w:tc>
           <w:tcPr>
-            <w:tcW w:type="dxa" w:w="3213"/>
+            <w:tcW w:type="dxa" w:w="3969"/>
             <w:shd w:val="clear" w:fill="F5F8F9"/>
             <w:tcMar>
               <w:top w:w="100" w:type="dxa"/>
@@ -8123,7 +8123,7 @@
         </w:trPr>
         <w:tc>
           <w:tcPr>
-            <w:tcW w:type="dxa" w:w="3213"/>
+            <w:tcW w:type="dxa" w:w="1474"/>
             <w:shd w:val="clear" w:fill="FFFFFF"/>
             <w:tcMar>
               <w:top w:w="100" w:type="dxa"/>
@@ -8157,7 +8157,7 @@
         </w:tc>
         <w:tc>
           <w:tcPr>
-            <w:tcW w:type="dxa" w:w="3213"/>
+            <w:tcW w:type="dxa" w:w="4195"/>
             <w:shd w:val="clear" w:fill="FFFFFF"/>
             <w:tcMar>
               <w:top w:w="100" w:type="dxa"/>
@@ -8191,7 +8191,7 @@
         </w:tc>
         <w:tc>
           <w:tcPr>
-            <w:tcW w:type="dxa" w:w="3213"/>
+            <w:tcW w:type="dxa" w:w="3969"/>
             <w:shd w:val="clear" w:fill="FFFFFF"/>
             <w:tcMar>
               <w:top w:w="100" w:type="dxa"/>
@@ -8230,7 +8230,7 @@
         </w:trPr>
         <w:tc>
           <w:tcPr>
-            <w:tcW w:type="dxa" w:w="3213"/>
+            <w:tcW w:type="dxa" w:w="1474"/>
             <w:shd w:val="clear" w:fill="F5F8F9"/>
             <w:tcMar>
               <w:top w:w="100" w:type="dxa"/>
@@ -8264,7 +8264,7 @@
         </w:tc>
         <w:tc>
           <w:tcPr>
-            <w:tcW w:type="dxa" w:w="3213"/>
+            <w:tcW w:type="dxa" w:w="4195"/>
             <w:shd w:val="clear" w:fill="F5F8F9"/>
             <w:tcMar>
               <w:top w:w="100" w:type="dxa"/>
@@ -8298,7 +8298,7 @@
         </w:tc>
         <w:tc>
           <w:tcPr>
-            <w:tcW w:type="dxa" w:w="3213"/>
+            <w:tcW w:type="dxa" w:w="3969"/>
             <w:shd w:val="clear" w:fill="F5F8F9"/>
             <w:tcMar>
               <w:top w:w="100" w:type="dxa"/>
@@ -8337,7 +8337,7 @@
         </w:trPr>
         <w:tc>
           <w:tcPr>
-            <w:tcW w:type="dxa" w:w="3213"/>
+            <w:tcW w:type="dxa" w:w="1474"/>
             <w:shd w:val="clear" w:fill="FFFFFF"/>
             <w:tcMar>
               <w:top w:w="100" w:type="dxa"/>
@@ -8371,7 +8371,7 @@
         </w:tc>
         <w:tc>
           <w:tcPr>
-            <w:tcW w:type="dxa" w:w="3213"/>
+            <w:tcW w:type="dxa" w:w="4195"/>
             <w:shd w:val="clear" w:fill="FFFFFF"/>
             <w:tcMar>
               <w:top w:w="100" w:type="dxa"/>
@@ -8405,7 +8405,7 @@
         </w:tc>
         <w:tc>
           <w:tcPr>
-            <w:tcW w:type="dxa" w:w="3213"/>
+            <w:tcW w:type="dxa" w:w="3969"/>
             <w:shd w:val="clear" w:fill="FFFFFF"/>
             <w:tcMar>
               <w:top w:w="100" w:type="dxa"/>
@@ -8444,7 +8444,7 @@
         </w:trPr>
         <w:tc>
           <w:tcPr>
-            <w:tcW w:type="dxa" w:w="3213"/>
+            <w:tcW w:type="dxa" w:w="1474"/>
             <w:shd w:val="clear" w:fill="F5F8F9"/>
             <w:tcMar>
               <w:top w:w="100" w:type="dxa"/>
@@ -8478,7 +8478,7 @@
         </w:tc>
         <w:tc>
           <w:tcPr>
-            <w:tcW w:type="dxa" w:w="3213"/>
+            <w:tcW w:type="dxa" w:w="4195"/>
             <w:shd w:val="clear" w:fill="F5F8F9"/>
             <w:tcMar>
               <w:top w:w="100" w:type="dxa"/>
@@ -8512,7 +8512,7 @@
         </w:tc>
         <w:tc>
           <w:tcPr>
-            <w:tcW w:type="dxa" w:w="3213"/>
+            <w:tcW w:type="dxa" w:w="3969"/>
             <w:shd w:val="clear" w:fill="F5F8F9"/>
             <w:tcMar>
               <w:top w:w="100" w:type="dxa"/>
@@ -8551,7 +8551,7 @@
         </w:trPr>
         <w:tc>
           <w:tcPr>
-            <w:tcW w:type="dxa" w:w="3213"/>
+            <w:tcW w:type="dxa" w:w="1474"/>
             <w:shd w:val="clear" w:fill="FFFFFF"/>
             <w:tcMar>
               <w:top w:w="100" w:type="dxa"/>
@@ -8585,7 +8585,7 @@
         </w:tc>
         <w:tc>
           <w:tcPr>
-            <w:tcW w:type="dxa" w:w="3213"/>
+            <w:tcW w:type="dxa" w:w="4195"/>
             <w:shd w:val="clear" w:fill="FFFFFF"/>
             <w:tcMar>
               <w:top w:w="100" w:type="dxa"/>
@@ -8619,7 +8619,7 @@
         </w:tc>
         <w:tc>
           <w:tcPr>
-            <w:tcW w:type="dxa" w:w="3213"/>
+            <w:tcW w:type="dxa" w:w="3969"/>
             <w:shd w:val="clear" w:fill="FFFFFF"/>
             <w:tcMar>
               <w:top w:w="100" w:type="dxa"/>
@@ -8658,7 +8658,7 @@
         </w:trPr>
         <w:tc>
           <w:tcPr>
-            <w:tcW w:type="dxa" w:w="3213"/>
+            <w:tcW w:type="dxa" w:w="1474"/>
             <w:shd w:val="clear" w:fill="F5F8F9"/>
             <w:tcMar>
               <w:top w:w="100" w:type="dxa"/>
@@ -8692,7 +8692,7 @@
         </w:tc>
         <w:tc>
           <w:tcPr>
-            <w:tcW w:type="dxa" w:w="3213"/>
+            <w:tcW w:type="dxa" w:w="4195"/>
             <w:shd w:val="clear" w:fill="F5F8F9"/>
             <w:tcMar>
               <w:top w:w="100" w:type="dxa"/>
@@ -8726,7 +8726,7 @@
         </w:tc>
         <w:tc>
           <w:tcPr>
-            <w:tcW w:type="dxa" w:w="3213"/>
+            <w:tcW w:type="dxa" w:w="3969"/>
             <w:shd w:val="clear" w:fill="F5F8F9"/>
             <w:tcMar>
               <w:top w:w="100" w:type="dxa"/>
@@ -8765,7 +8765,7 @@
         </w:trPr>
         <w:tc>
           <w:tcPr>
-            <w:tcW w:type="dxa" w:w="3213"/>
+            <w:tcW w:type="dxa" w:w="1474"/>
             <w:shd w:val="clear" w:fill="FFFFFF"/>
             <w:tcMar>
               <w:top w:w="100" w:type="dxa"/>
@@ -8799,7 +8799,7 @@
         </w:tc>
         <w:tc>
           <w:tcPr>
-            <w:tcW w:type="dxa" w:w="3213"/>
+            <w:tcW w:type="dxa" w:w="4195"/>
             <w:shd w:val="clear" w:fill="FFFFFF"/>
             <w:tcMar>
               <w:top w:w="100" w:type="dxa"/>
@@ -8833,7 +8833,7 @@
         </w:tc>
         <w:tc>
           <w:tcPr>
-            <w:tcW w:type="dxa" w:w="3213"/>
+            <w:tcW w:type="dxa" w:w="3969"/>
             <w:shd w:val="clear" w:fill="FFFFFF"/>
             <w:tcMar>
               <w:top w:w="100" w:type="dxa"/>
@@ -8872,7 +8872,7 @@
         </w:trPr>
         <w:tc>
           <w:tcPr>
-            <w:tcW w:type="dxa" w:w="3213"/>
+            <w:tcW w:type="dxa" w:w="1474"/>
             <w:shd w:val="clear" w:fill="F5F8F9"/>
             <w:tcMar>
               <w:top w:w="100" w:type="dxa"/>
@@ -8906,7 +8906,7 @@
         </w:tc>
         <w:tc>
           <w:tcPr>
-            <w:tcW w:type="dxa" w:w="3213"/>
+            <w:tcW w:type="dxa" w:w="4195"/>
             <w:shd w:val="clear" w:fill="F5F8F9"/>
             <w:tcMar>
               <w:top w:w="100" w:type="dxa"/>
@@ -8940,7 +8940,7 @@
         </w:tc>
         <w:tc>
           <w:tcPr>
-            <w:tcW w:type="dxa" w:w="3213"/>
+            <w:tcW w:type="dxa" w:w="3969"/>
             <w:shd w:val="clear" w:fill="F5F8F9"/>
             <w:tcMar>
               <w:top w:w="100" w:type="dxa"/>
@@ -8979,7 +8979,7 @@
         </w:trPr>
         <w:tc>
           <w:tcPr>
-            <w:tcW w:type="dxa" w:w="3213"/>
+            <w:tcW w:type="dxa" w:w="1474"/>
             <w:shd w:val="clear" w:fill="FFFFFF"/>
             <w:tcMar>
               <w:top w:w="100" w:type="dxa"/>
@@ -9013,7 +9013,7 @@
         </w:tc>
         <w:tc>
           <w:tcPr>
-            <w:tcW w:type="dxa" w:w="3213"/>
+            <w:tcW w:type="dxa" w:w="4195"/>
             <w:shd w:val="clear" w:fill="FFFFFF"/>
             <w:tcMar>
               <w:top w:w="100" w:type="dxa"/>
@@ -9047,7 +9047,7 @@
         </w:tc>
         <w:tc>
           <w:tcPr>
-            <w:tcW w:type="dxa" w:w="3213"/>
+            <w:tcW w:type="dxa" w:w="3969"/>
             <w:shd w:val="clear" w:fill="FFFFFF"/>
             <w:tcMar>
               <w:top w:w="100" w:type="dxa"/>
@@ -9086,7 +9086,7 @@
         </w:trPr>
         <w:tc>
           <w:tcPr>
-            <w:tcW w:type="dxa" w:w="3213"/>
+            <w:tcW w:type="dxa" w:w="1474"/>
             <w:shd w:val="clear" w:fill="F5F8F9"/>
             <w:tcMar>
               <w:top w:w="100" w:type="dxa"/>
@@ -9120,7 +9120,7 @@
         </w:tc>
         <w:tc>
           <w:tcPr>
-            <w:tcW w:type="dxa" w:w="3213"/>
+            <w:tcW w:type="dxa" w:w="4195"/>
             <w:shd w:val="clear" w:fill="F5F8F9"/>
             <w:tcMar>
               <w:top w:w="100" w:type="dxa"/>
@@ -9154,7 +9154,7 @@
         </w:tc>
         <w:tc>
           <w:tcPr>
-            <w:tcW w:type="dxa" w:w="3213"/>
+            <w:tcW w:type="dxa" w:w="3969"/>
             <w:shd w:val="clear" w:fill="F5F8F9"/>
             <w:tcMar>
               <w:top w:w="100" w:type="dxa"/>
@@ -9193,7 +9193,7 @@
         </w:trPr>
         <w:tc>
           <w:tcPr>
-            <w:tcW w:type="dxa" w:w="3213"/>
+            <w:tcW w:type="dxa" w:w="1474"/>
             <w:shd w:val="clear" w:fill="FFFFFF"/>
             <w:tcMar>
               <w:top w:w="100" w:type="dxa"/>
@@ -9226,7 +9226,7 @@
         </w:tc>
         <w:tc>
           <w:tcPr>
-            <w:tcW w:type="dxa" w:w="3213"/>
+            <w:tcW w:type="dxa" w:w="4195"/>
             <w:shd w:val="clear" w:fill="FFFFFF"/>
             <w:tcMar>
               <w:top w:w="100" w:type="dxa"/>
@@ -9259,7 +9259,7 @@
         </w:tc>
         <w:tc>
           <w:tcPr>
-            <w:tcW w:type="dxa" w:w="3213"/>
+            <w:tcW w:type="dxa" w:w="3969"/>
             <w:shd w:val="clear" w:fill="FFFFFF"/>
             <w:tcMar>
               <w:top w:w="100" w:type="dxa"/>
@@ -9299,14 +9299,14 @@
     </w:p>
     <w:tbl>
       <w:tblPr>
-        <w:tblW w:type="auto" w:w="0"/>
+        <w:tblW w:type="dxa" w:w="9639"/>
         <w:jc w:val="left"/>
         <w:tblLook w:firstColumn="1" w:firstRow="1" w:lastColumn="0" w:lastRow="0" w:noHBand="0" w:noVBand="1" w:val="04A0"/>
         <w:tblLayout w:type="fixed"/>
       </w:tblPr>
       <w:tblGrid>
-        <w:gridCol w:w="4819"/>
-        <w:gridCol w:w="4819"/>
+        <w:gridCol w:w="879"/>
+        <w:gridCol w:w="8760"/>
       </w:tblGrid>
       <w:tr>
         <w:trPr>
@@ -9404,13 +9404,13 @@
     </w:p>
     <w:tbl>
       <w:tblPr>
-        <w:tblW w:type="auto" w:w="0"/>
+        <w:tblW w:type="dxa" w:w="9639"/>
         <w:jc w:val="left"/>
         <w:tblLook w:firstColumn="1" w:firstRow="1" w:lastColumn="0" w:lastRow="0" w:noHBand="0" w:noVBand="1" w:val="04A0"/>
         <w:tblLayout w:type="fixed"/>
       </w:tblPr>
       <w:tblGrid>
-        <w:gridCol w:w="9638"/>
+        <w:gridCol w:w="9639"/>
       </w:tblGrid>
       <w:tr>
         <w:trPr>
@@ -9460,7 +9460,7 @@
     </w:p>
     <w:tbl>
       <w:tblPr>
-        <w:tblW w:type="auto" w:w="0"/>
+        <w:tblW w:type="dxa" w:w="9639"/>
         <w:jc w:val="left"/>
         <w:tblLook w:firstColumn="1" w:firstRow="1" w:lastColumn="0" w:lastRow="0" w:noHBand="0" w:noVBand="1" w:val="04A0"/>
         <w:tblLayout w:type="fixed"/>
@@ -9502,7 +9502,7 @@
                 <w:color w:val="0F6E78"/>
                 <w:sz w:val="38"/>
               </w:rPr>
-              <w:t>96</w:t>
+              <w:t>105</w:t>
             </w:r>
           </w:p>
           <w:p>
@@ -9777,14 +9777,14 @@
     </w:p>
     <w:tbl>
       <w:tblPr>
-        <w:tblW w:type="auto" w:w="0"/>
+        <w:tblW w:type="dxa" w:w="9639"/>
         <w:jc w:val="left"/>
         <w:tblLayout w:type="fixed"/>
         <w:tblLook w:firstColumn="1" w:firstRow="1" w:lastColumn="0" w:lastRow="0" w:noHBand="0" w:noVBand="1" w:val="04A0"/>
       </w:tblPr>
       <w:tblGrid>
-        <w:gridCol w:w="4819"/>
-        <w:gridCol w:w="4819"/>
+        <w:gridCol w:w="3402"/>
+        <w:gridCol w:w="6237"/>
       </w:tblGrid>
       <w:tr>
         <w:trPr>
@@ -9866,7 +9866,7 @@
         </w:trPr>
         <w:tc>
           <w:tcPr>
-            <w:tcW w:type="dxa" w:w="4819"/>
+            <w:tcW w:type="dxa" w:w="3402"/>
             <w:shd w:val="clear" w:fill="FFFFFF"/>
             <w:tcMar>
               <w:top w:w="100" w:type="dxa"/>
@@ -9900,7 +9900,7 @@
         </w:tc>
         <w:tc>
           <w:tcPr>
-            <w:tcW w:type="dxa" w:w="4819"/>
+            <w:tcW w:type="dxa" w:w="6237"/>
             <w:shd w:val="clear" w:fill="FFFFFF"/>
             <w:tcMar>
               <w:top w:w="100" w:type="dxa"/>
@@ -9939,7 +9939,7 @@
         </w:trPr>
         <w:tc>
           <w:tcPr>
-            <w:tcW w:type="dxa" w:w="4819"/>
+            <w:tcW w:type="dxa" w:w="3402"/>
             <w:shd w:val="clear" w:fill="F5F8F9"/>
             <w:tcMar>
               <w:top w:w="100" w:type="dxa"/>
@@ -9973,7 +9973,7 @@
         </w:tc>
         <w:tc>
           <w:tcPr>
-            <w:tcW w:type="dxa" w:w="4819"/>
+            <w:tcW w:type="dxa" w:w="6237"/>
             <w:shd w:val="clear" w:fill="F5F8F9"/>
             <w:tcMar>
               <w:top w:w="100" w:type="dxa"/>
@@ -10012,7 +10012,7 @@
         </w:trPr>
         <w:tc>
           <w:tcPr>
-            <w:tcW w:type="dxa" w:w="4819"/>
+            <w:tcW w:type="dxa" w:w="3402"/>
             <w:shd w:val="clear" w:fill="FFFFFF"/>
             <w:tcMar>
               <w:top w:w="100" w:type="dxa"/>
@@ -10046,7 +10046,7 @@
         </w:tc>
         <w:tc>
           <w:tcPr>
-            <w:tcW w:type="dxa" w:w="4819"/>
+            <w:tcW w:type="dxa" w:w="6237"/>
             <w:shd w:val="clear" w:fill="FFFFFF"/>
             <w:tcMar>
               <w:top w:w="100" w:type="dxa"/>
@@ -10085,7 +10085,7 @@
         </w:trPr>
         <w:tc>
           <w:tcPr>
-            <w:tcW w:type="dxa" w:w="4819"/>
+            <w:tcW w:type="dxa" w:w="3402"/>
             <w:shd w:val="clear" w:fill="F5F8F9"/>
             <w:tcMar>
               <w:top w:w="100" w:type="dxa"/>
@@ -10119,7 +10119,7 @@
         </w:tc>
         <w:tc>
           <w:tcPr>
-            <w:tcW w:type="dxa" w:w="4819"/>
+            <w:tcW w:type="dxa" w:w="6237"/>
             <w:shd w:val="clear" w:fill="F5F8F9"/>
             <w:tcMar>
               <w:top w:w="100" w:type="dxa"/>
@@ -10158,7 +10158,7 @@
         </w:trPr>
         <w:tc>
           <w:tcPr>
-            <w:tcW w:type="dxa" w:w="4819"/>
+            <w:tcW w:type="dxa" w:w="3402"/>
             <w:shd w:val="clear" w:fill="FFFFFF"/>
             <w:tcMar>
               <w:top w:w="100" w:type="dxa"/>
@@ -10191,7 +10191,7 @@
         </w:tc>
         <w:tc>
           <w:tcPr>
-            <w:tcW w:type="dxa" w:w="4819"/>
+            <w:tcW w:type="dxa" w:w="6237"/>
             <w:shd w:val="clear" w:fill="FFFFFF"/>
             <w:tcMar>
               <w:top w:w="100" w:type="dxa"/>
@@ -10232,14 +10232,14 @@
     </w:p>
     <w:tbl>
       <w:tblPr>
-        <w:tblW w:type="auto" w:w="0"/>
+        <w:tblW w:type="dxa" w:w="9639"/>
         <w:jc w:val="left"/>
         <w:tblLook w:firstColumn="1" w:firstRow="1" w:lastColumn="0" w:lastRow="0" w:noHBand="0" w:noVBand="1" w:val="04A0"/>
         <w:tblLayout w:type="fixed"/>
       </w:tblPr>
       <w:tblGrid>
-        <w:gridCol w:w="4819"/>
-        <w:gridCol w:w="4819"/>
+        <w:gridCol w:w="91"/>
+        <w:gridCol w:w="9548"/>
       </w:tblGrid>
       <w:tr>
         <w:trPr>
@@ -10319,14 +10319,14 @@
     </w:p>
     <w:tbl>
       <w:tblPr>
-        <w:tblW w:type="auto" w:w="0"/>
+        <w:tblW w:type="dxa" w:w="9639"/>
         <w:jc w:val="left"/>
         <w:tblLook w:firstColumn="1" w:firstRow="1" w:lastColumn="0" w:lastRow="0" w:noHBand="0" w:noVBand="1" w:val="04A0"/>
         <w:tblLayout w:type="fixed"/>
       </w:tblPr>
       <w:tblGrid>
-        <w:gridCol w:w="4819"/>
-        <w:gridCol w:w="4819"/>
+        <w:gridCol w:w="879"/>
+        <w:gridCol w:w="8760"/>
       </w:tblGrid>
       <w:tr>
         <w:trPr>
@@ -10424,13 +10424,13 @@
     </w:p>
     <w:tbl>
       <w:tblPr>
-        <w:tblW w:type="auto" w:w="0"/>
+        <w:tblW w:type="dxa" w:w="9639"/>
         <w:jc w:val="left"/>
         <w:tblLook w:firstColumn="1" w:firstRow="1" w:lastColumn="0" w:lastRow="0" w:noHBand="0" w:noVBand="1" w:val="04A0"/>
         <w:tblLayout w:type="fixed"/>
       </w:tblPr>
       <w:tblGrid>
-        <w:gridCol w:w="9638"/>
+        <w:gridCol w:w="9639"/>
       </w:tblGrid>
       <w:tr>
         <w:trPr>
@@ -10480,15 +10480,15 @@
     </w:p>
     <w:tbl>
       <w:tblPr>
-        <w:tblW w:type="auto" w:w="0"/>
+        <w:tblW w:type="dxa" w:w="9639"/>
         <w:jc w:val="left"/>
         <w:tblLayout w:type="fixed"/>
         <w:tblLook w:firstColumn="1" w:firstRow="1" w:lastColumn="0" w:lastRow="0" w:noHBand="0" w:noVBand="1" w:val="04A0"/>
       </w:tblPr>
       <w:tblGrid>
-        <w:gridCol w:w="3213"/>
-        <w:gridCol w:w="3213"/>
-        <w:gridCol w:w="3213"/>
+        <w:gridCol w:w="2041"/>
+        <w:gridCol w:w="4196"/>
+        <w:gridCol w:w="3402"/>
       </w:tblGrid>
       <w:tr>
         <w:trPr>
@@ -10604,7 +10604,7 @@
         </w:trPr>
         <w:tc>
           <w:tcPr>
-            <w:tcW w:type="dxa" w:w="3213"/>
+            <w:tcW w:type="dxa" w:w="2041"/>
             <w:shd w:val="clear" w:fill="FFFFFF"/>
             <w:tcMar>
               <w:top w:w="100" w:type="dxa"/>
@@ -10638,7 +10638,7 @@
         </w:tc>
         <w:tc>
           <w:tcPr>
-            <w:tcW w:type="dxa" w:w="3213"/>
+            <w:tcW w:type="dxa" w:w="4195"/>
             <w:shd w:val="clear" w:fill="FFFFFF"/>
             <w:tcMar>
               <w:top w:w="100" w:type="dxa"/>
@@ -10672,7 +10672,7 @@
         </w:tc>
         <w:tc>
           <w:tcPr>
-            <w:tcW w:type="dxa" w:w="3213"/>
+            <w:tcW w:type="dxa" w:w="3402"/>
             <w:shd w:val="clear" w:fill="FFFFFF"/>
             <w:tcMar>
               <w:top w:w="100" w:type="dxa"/>
@@ -10711,7 +10711,7 @@
         </w:trPr>
         <w:tc>
           <w:tcPr>
-            <w:tcW w:type="dxa" w:w="3213"/>
+            <w:tcW w:type="dxa" w:w="2041"/>
             <w:shd w:val="clear" w:fill="F5F8F9"/>
             <w:tcMar>
               <w:top w:w="100" w:type="dxa"/>
@@ -10745,7 +10745,7 @@
         </w:tc>
         <w:tc>
           <w:tcPr>
-            <w:tcW w:type="dxa" w:w="3213"/>
+            <w:tcW w:type="dxa" w:w="4195"/>
             <w:shd w:val="clear" w:fill="F5F8F9"/>
             <w:tcMar>
               <w:top w:w="100" w:type="dxa"/>
@@ -10779,7 +10779,7 @@
         </w:tc>
         <w:tc>
           <w:tcPr>
-            <w:tcW w:type="dxa" w:w="3213"/>
+            <w:tcW w:type="dxa" w:w="3402"/>
             <w:shd w:val="clear" w:fill="F5F8F9"/>
             <w:tcMar>
               <w:top w:w="100" w:type="dxa"/>
@@ -10818,7 +10818,7 @@
         </w:trPr>
         <w:tc>
           <w:tcPr>
-            <w:tcW w:type="dxa" w:w="3213"/>
+            <w:tcW w:type="dxa" w:w="2041"/>
             <w:shd w:val="clear" w:fill="FFFFFF"/>
             <w:tcMar>
               <w:top w:w="100" w:type="dxa"/>
@@ -10852,7 +10852,7 @@
         </w:tc>
         <w:tc>
           <w:tcPr>
-            <w:tcW w:type="dxa" w:w="3213"/>
+            <w:tcW w:type="dxa" w:w="4195"/>
             <w:shd w:val="clear" w:fill="FFFFFF"/>
             <w:tcMar>
               <w:top w:w="100" w:type="dxa"/>
@@ -10886,7 +10886,7 @@
         </w:tc>
         <w:tc>
           <w:tcPr>
-            <w:tcW w:type="dxa" w:w="3213"/>
+            <w:tcW w:type="dxa" w:w="3402"/>
             <w:shd w:val="clear" w:fill="FFFFFF"/>
             <w:tcMar>
               <w:top w:w="100" w:type="dxa"/>
@@ -10925,7 +10925,7 @@
         </w:trPr>
         <w:tc>
           <w:tcPr>
-            <w:tcW w:type="dxa" w:w="3213"/>
+            <w:tcW w:type="dxa" w:w="2041"/>
             <w:shd w:val="clear" w:fill="F5F8F9"/>
             <w:tcMar>
               <w:top w:w="100" w:type="dxa"/>
@@ -10958,7 +10958,7 @@
         </w:tc>
         <w:tc>
           <w:tcPr>
-            <w:tcW w:type="dxa" w:w="3213"/>
+            <w:tcW w:type="dxa" w:w="4195"/>
             <w:shd w:val="clear" w:fill="F5F8F9"/>
             <w:tcMar>
               <w:top w:w="100" w:type="dxa"/>
@@ -10991,7 +10991,7 @@
         </w:tc>
         <w:tc>
           <w:tcPr>
-            <w:tcW w:type="dxa" w:w="3213"/>
+            <w:tcW w:type="dxa" w:w="3402"/>
             <w:shd w:val="clear" w:fill="F5F8F9"/>
             <w:tcMar>
               <w:top w:w="100" w:type="dxa"/>
@@ -11051,14 +11051,14 @@
     </w:p>
     <w:tbl>
       <w:tblPr>
-        <w:tblW w:type="auto" w:w="0"/>
+        <w:tblW w:type="dxa" w:w="9639"/>
         <w:jc w:val="left"/>
         <w:tblLook w:firstColumn="1" w:firstRow="1" w:lastColumn="0" w:lastRow="0" w:noHBand="0" w:noVBand="1" w:val="04A0"/>
         <w:tblLayout w:type="fixed"/>
       </w:tblPr>
       <w:tblGrid>
-        <w:gridCol w:w="4819"/>
-        <w:gridCol w:w="4819"/>
+        <w:gridCol w:w="879"/>
+        <w:gridCol w:w="8760"/>
       </w:tblGrid>
       <w:tr>
         <w:trPr>
@@ -11156,13 +11156,13 @@
     </w:p>
     <w:tbl>
       <w:tblPr>
-        <w:tblW w:type="auto" w:w="0"/>
+        <w:tblW w:type="dxa" w:w="9639"/>
         <w:jc w:val="left"/>
         <w:tblLook w:firstColumn="1" w:firstRow="1" w:lastColumn="0" w:lastRow="0" w:noHBand="0" w:noVBand="1" w:val="04A0"/>
         <w:tblLayout w:type="fixed"/>
       </w:tblPr>
       <w:tblGrid>
-        <w:gridCol w:w="9638"/>
+        <w:gridCol w:w="9639"/>
       </w:tblGrid>
       <w:tr>
         <w:trPr>
@@ -11212,15 +11212,15 @@
     </w:p>
     <w:tbl>
       <w:tblPr>
-        <w:tblW w:type="auto" w:w="0"/>
+        <w:tblW w:type="dxa" w:w="9639"/>
         <w:jc w:val="left"/>
         <w:tblLayout w:type="fixed"/>
         <w:tblLook w:firstColumn="1" w:firstRow="1" w:lastColumn="0" w:lastRow="0" w:noHBand="0" w:noVBand="1" w:val="04A0"/>
       </w:tblPr>
       <w:tblGrid>
-        <w:gridCol w:w="3213"/>
-        <w:gridCol w:w="3213"/>
-        <w:gridCol w:w="3213"/>
+        <w:gridCol w:w="1928"/>
+        <w:gridCol w:w="5216"/>
+        <w:gridCol w:w="2495"/>
       </w:tblGrid>
       <w:tr>
         <w:trPr>
@@ -11336,7 +11336,7 @@
         </w:trPr>
         <w:tc>
           <w:tcPr>
-            <w:tcW w:type="dxa" w:w="3213"/>
+            <w:tcW w:type="dxa" w:w="1927"/>
             <w:shd w:val="clear" w:fill="FFFFFF"/>
             <w:tcMar>
               <w:top w:w="100" w:type="dxa"/>
@@ -11370,7 +11370,7 @@
         </w:tc>
         <w:tc>
           <w:tcPr>
-            <w:tcW w:type="dxa" w:w="3213"/>
+            <w:tcW w:type="dxa" w:w="5216"/>
             <w:shd w:val="clear" w:fill="FFFFFF"/>
             <w:tcMar>
               <w:top w:w="100" w:type="dxa"/>
@@ -11404,7 +11404,7 @@
         </w:tc>
         <w:tc>
           <w:tcPr>
-            <w:tcW w:type="dxa" w:w="3213"/>
+            <w:tcW w:type="dxa" w:w="2494"/>
             <w:shd w:val="clear" w:fill="FFFFFF"/>
             <w:tcMar>
               <w:top w:w="100" w:type="dxa"/>
@@ -11443,7 +11443,7 @@
         </w:trPr>
         <w:tc>
           <w:tcPr>
-            <w:tcW w:type="dxa" w:w="3213"/>
+            <w:tcW w:type="dxa" w:w="1927"/>
             <w:shd w:val="clear" w:fill="F5F8F9"/>
             <w:tcMar>
               <w:top w:w="100" w:type="dxa"/>
@@ -11477,7 +11477,7 @@
         </w:tc>
         <w:tc>
           <w:tcPr>
-            <w:tcW w:type="dxa" w:w="3213"/>
+            <w:tcW w:type="dxa" w:w="5216"/>
             <w:shd w:val="clear" w:fill="F5F8F9"/>
             <w:tcMar>
               <w:top w:w="100" w:type="dxa"/>
@@ -11511,7 +11511,7 @@
         </w:tc>
         <w:tc>
           <w:tcPr>
-            <w:tcW w:type="dxa" w:w="3213"/>
+            <w:tcW w:type="dxa" w:w="2494"/>
             <w:shd w:val="clear" w:fill="F5F8F9"/>
             <w:tcMar>
               <w:top w:w="100" w:type="dxa"/>
@@ -11550,7 +11550,7 @@
         </w:trPr>
         <w:tc>
           <w:tcPr>
-            <w:tcW w:type="dxa" w:w="3213"/>
+            <w:tcW w:type="dxa" w:w="1927"/>
             <w:shd w:val="clear" w:fill="FFFFFF"/>
             <w:tcMar>
               <w:top w:w="100" w:type="dxa"/>
@@ -11584,7 +11584,7 @@
         </w:tc>
         <w:tc>
           <w:tcPr>
-            <w:tcW w:type="dxa" w:w="3213"/>
+            <w:tcW w:type="dxa" w:w="5216"/>
             <w:shd w:val="clear" w:fill="FFFFFF"/>
             <w:tcMar>
               <w:top w:w="100" w:type="dxa"/>
@@ -11618,7 +11618,7 @@
         </w:tc>
         <w:tc>
           <w:tcPr>
-            <w:tcW w:type="dxa" w:w="3213"/>
+            <w:tcW w:type="dxa" w:w="2494"/>
             <w:shd w:val="clear" w:fill="FFFFFF"/>
             <w:tcMar>
               <w:top w:w="100" w:type="dxa"/>
@@ -11657,7 +11657,7 @@
         </w:trPr>
         <w:tc>
           <w:tcPr>
-            <w:tcW w:type="dxa" w:w="3213"/>
+            <w:tcW w:type="dxa" w:w="1927"/>
             <w:shd w:val="clear" w:fill="F5F8F9"/>
             <w:tcMar>
               <w:top w:w="100" w:type="dxa"/>
@@ -11690,7 +11690,7 @@
         </w:tc>
         <w:tc>
           <w:tcPr>
-            <w:tcW w:type="dxa" w:w="3213"/>
+            <w:tcW w:type="dxa" w:w="5216"/>
             <w:shd w:val="clear" w:fill="F5F8F9"/>
             <w:tcMar>
               <w:top w:w="100" w:type="dxa"/>
@@ -11723,7 +11723,7 @@
         </w:tc>
         <w:tc>
           <w:tcPr>
-            <w:tcW w:type="dxa" w:w="3213"/>
+            <w:tcW w:type="dxa" w:w="2494"/>
             <w:shd w:val="clear" w:fill="F5F8F9"/>
             <w:tcMar>
               <w:top w:w="100" w:type="dxa"/>
@@ -11763,14 +11763,14 @@
     </w:p>
     <w:tbl>
       <w:tblPr>
-        <w:tblW w:type="auto" w:w="0"/>
+        <w:tblW w:type="dxa" w:w="9639"/>
         <w:jc w:val="left"/>
         <w:tblLook w:firstColumn="1" w:firstRow="1" w:lastColumn="0" w:lastRow="0" w:noHBand="0" w:noVBand="1" w:val="04A0"/>
         <w:tblLayout w:type="fixed"/>
       </w:tblPr>
       <w:tblGrid>
-        <w:gridCol w:w="4819"/>
-        <w:gridCol w:w="4819"/>
+        <w:gridCol w:w="879"/>
+        <w:gridCol w:w="8760"/>
       </w:tblGrid>
       <w:tr>
         <w:trPr>
@@ -11868,13 +11868,13 @@
     </w:p>
     <w:tbl>
       <w:tblPr>
-        <w:tblW w:type="auto" w:w="0"/>
+        <w:tblW w:type="dxa" w:w="9639"/>
         <w:jc w:val="left"/>
         <w:tblLook w:firstColumn="1" w:firstRow="1" w:lastColumn="0" w:lastRow="0" w:noHBand="0" w:noVBand="1" w:val="04A0"/>
         <w:tblLayout w:type="fixed"/>
       </w:tblPr>
       <w:tblGrid>
-        <w:gridCol w:w="9638"/>
+        <w:gridCol w:w="9639"/>
       </w:tblGrid>
       <w:tr>
         <w:trPr>
@@ -11924,15 +11924,15 @@
     </w:p>
     <w:tbl>
       <w:tblPr>
-        <w:tblW w:type="auto" w:w="0"/>
+        <w:tblW w:type="dxa" w:w="9639"/>
         <w:jc w:val="left"/>
         <w:tblLayout w:type="fixed"/>
         <w:tblLook w:firstColumn="1" w:firstRow="1" w:lastColumn="0" w:lastRow="0" w:noHBand="0" w:noVBand="1" w:val="04A0"/>
       </w:tblPr>
       <w:tblGrid>
-        <w:gridCol w:w="3213"/>
-        <w:gridCol w:w="3213"/>
-        <w:gridCol w:w="3213"/>
+        <w:gridCol w:w="3175"/>
+        <w:gridCol w:w="1361"/>
+        <w:gridCol w:w="5103"/>
       </w:tblGrid>
       <w:tr>
         <w:trPr>
@@ -12048,7 +12048,7 @@
         </w:trPr>
         <w:tc>
           <w:tcPr>
-            <w:tcW w:type="dxa" w:w="3213"/>
+            <w:tcW w:type="dxa" w:w="3175"/>
             <w:shd w:val="clear" w:fill="FFFFFF"/>
             <w:tcMar>
               <w:top w:w="100" w:type="dxa"/>
@@ -12082,7 +12082,7 @@
         </w:tc>
         <w:tc>
           <w:tcPr>
-            <w:tcW w:type="dxa" w:w="3213"/>
+            <w:tcW w:type="dxa" w:w="1360"/>
             <w:shd w:val="clear" w:fill="FFFFFF"/>
             <w:tcMar>
               <w:top w:w="100" w:type="dxa"/>
@@ -12116,7 +12116,7 @@
         </w:tc>
         <w:tc>
           <w:tcPr>
-            <w:tcW w:type="dxa" w:w="3213"/>
+            <w:tcW w:type="dxa" w:w="5103"/>
             <w:shd w:val="clear" w:fill="FFFFFF"/>
             <w:tcMar>
               <w:top w:w="100" w:type="dxa"/>
@@ -12155,7 +12155,7 @@
         </w:trPr>
         <w:tc>
           <w:tcPr>
-            <w:tcW w:type="dxa" w:w="3213"/>
+            <w:tcW w:type="dxa" w:w="3175"/>
             <w:shd w:val="clear" w:fill="F5F8F9"/>
             <w:tcMar>
               <w:top w:w="100" w:type="dxa"/>
@@ -12189,7 +12189,7 @@
         </w:tc>
         <w:tc>
           <w:tcPr>
-            <w:tcW w:type="dxa" w:w="3213"/>
+            <w:tcW w:type="dxa" w:w="1360"/>
             <w:shd w:val="clear" w:fill="F5F8F9"/>
             <w:tcMar>
               <w:top w:w="100" w:type="dxa"/>
@@ -12223,7 +12223,7 @@
         </w:tc>
         <w:tc>
           <w:tcPr>
-            <w:tcW w:type="dxa" w:w="3213"/>
+            <w:tcW w:type="dxa" w:w="5103"/>
             <w:shd w:val="clear" w:fill="F5F8F9"/>
             <w:tcMar>
               <w:top w:w="100" w:type="dxa"/>
@@ -12262,7 +12262,7 @@
         </w:trPr>
         <w:tc>
           <w:tcPr>
-            <w:tcW w:type="dxa" w:w="3213"/>
+            <w:tcW w:type="dxa" w:w="3175"/>
             <w:shd w:val="clear" w:fill="FFFFFF"/>
             <w:tcMar>
               <w:top w:w="100" w:type="dxa"/>
@@ -12296,7 +12296,7 @@
         </w:tc>
         <w:tc>
           <w:tcPr>
-            <w:tcW w:type="dxa" w:w="3213"/>
+            <w:tcW w:type="dxa" w:w="1360"/>
             <w:shd w:val="clear" w:fill="FFFFFF"/>
             <w:tcMar>
               <w:top w:w="100" w:type="dxa"/>
@@ -12330,7 +12330,7 @@
         </w:tc>
         <w:tc>
           <w:tcPr>
-            <w:tcW w:type="dxa" w:w="3213"/>
+            <w:tcW w:type="dxa" w:w="5103"/>
             <w:shd w:val="clear" w:fill="FFFFFF"/>
             <w:tcMar>
               <w:top w:w="100" w:type="dxa"/>
@@ -12369,7 +12369,7 @@
         </w:trPr>
         <w:tc>
           <w:tcPr>
-            <w:tcW w:type="dxa" w:w="3213"/>
+            <w:tcW w:type="dxa" w:w="3175"/>
             <w:shd w:val="clear" w:fill="F5F8F9"/>
             <w:tcMar>
               <w:top w:w="100" w:type="dxa"/>
@@ -12403,7 +12403,7 @@
         </w:tc>
         <w:tc>
           <w:tcPr>
-            <w:tcW w:type="dxa" w:w="3213"/>
+            <w:tcW w:type="dxa" w:w="1360"/>
             <w:shd w:val="clear" w:fill="F5F8F9"/>
             <w:tcMar>
               <w:top w:w="100" w:type="dxa"/>
@@ -12437,7 +12437,7 @@
         </w:tc>
         <w:tc>
           <w:tcPr>
-            <w:tcW w:type="dxa" w:w="3213"/>
+            <w:tcW w:type="dxa" w:w="5103"/>
             <w:shd w:val="clear" w:fill="F5F8F9"/>
             <w:tcMar>
               <w:top w:w="100" w:type="dxa"/>
@@ -12476,7 +12476,7 @@
         </w:trPr>
         <w:tc>
           <w:tcPr>
-            <w:tcW w:type="dxa" w:w="3213"/>
+            <w:tcW w:type="dxa" w:w="3175"/>
             <w:shd w:val="clear" w:fill="FFFFFF"/>
             <w:tcMar>
               <w:top w:w="100" w:type="dxa"/>
@@ -12510,7 +12510,7 @@
         </w:tc>
         <w:tc>
           <w:tcPr>
-            <w:tcW w:type="dxa" w:w="3213"/>
+            <w:tcW w:type="dxa" w:w="1360"/>
             <w:shd w:val="clear" w:fill="FFFFFF"/>
             <w:tcMar>
               <w:top w:w="100" w:type="dxa"/>
@@ -12544,7 +12544,7 @@
         </w:tc>
         <w:tc>
           <w:tcPr>
-            <w:tcW w:type="dxa" w:w="3213"/>
+            <w:tcW w:type="dxa" w:w="5103"/>
             <w:shd w:val="clear" w:fill="FFFFFF"/>
             <w:tcMar>
               <w:top w:w="100" w:type="dxa"/>
@@ -12583,7 +12583,7 @@
         </w:trPr>
         <w:tc>
           <w:tcPr>
-            <w:tcW w:type="dxa" w:w="3213"/>
+            <w:tcW w:type="dxa" w:w="3175"/>
             <w:shd w:val="clear" w:fill="F5F8F9"/>
             <w:tcMar>
               <w:top w:w="100" w:type="dxa"/>
@@ -12616,7 +12616,7 @@
         </w:tc>
         <w:tc>
           <w:tcPr>
-            <w:tcW w:type="dxa" w:w="3213"/>
+            <w:tcW w:type="dxa" w:w="1360"/>
             <w:shd w:val="clear" w:fill="F5F8F9"/>
             <w:tcMar>
               <w:top w:w="100" w:type="dxa"/>
@@ -12649,7 +12649,7 @@
         </w:tc>
         <w:tc>
           <w:tcPr>
-            <w:tcW w:type="dxa" w:w="3213"/>
+            <w:tcW w:type="dxa" w:w="5103"/>
             <w:shd w:val="clear" w:fill="F5F8F9"/>
             <w:tcMar>
               <w:top w:w="100" w:type="dxa"/>
@@ -12676,7 +12676,7 @@
                 <w:color w:val="16233A"/>
                 <w:sz w:val="17"/>
               </w:rPr>
-              <w:t>96 项测试、lint 与生产构建通过</w:t>
+              <w:t>105 项测试、lint 与生产构建通过</w:t>
             </w:r>
           </w:p>
         </w:tc>
@@ -12690,14 +12690,14 @@
     </w:p>
     <w:tbl>
       <w:tblPr>
-        <w:tblW w:type="auto" w:w="0"/>
+        <w:tblW w:type="dxa" w:w="9639"/>
         <w:jc w:val="left"/>
         <w:tblLook w:firstColumn="1" w:firstRow="1" w:lastColumn="0" w:lastRow="0" w:noHBand="0" w:noVBand="1" w:val="04A0"/>
         <w:tblLayout w:type="fixed"/>
       </w:tblPr>
       <w:tblGrid>
-        <w:gridCol w:w="4819"/>
-        <w:gridCol w:w="4819"/>
+        <w:gridCol w:w="91"/>
+        <w:gridCol w:w="9548"/>
       </w:tblGrid>
       <w:tr>
         <w:trPr>
